--- a/templates/plananual/EPT COMPUTACIÓN 1° A 5°/PROGRAMACIÓN ANUAL 4° - EPT Computacion.docx
+++ b/templates/plananual/EPT COMPUTACIÓN 1° A 5°/PROGRAMACIÓN ANUAL 4° - EPT Computacion.docx
@@ -7528,6 +7528,7 @@
                 <w:szCs w:val="20"/>
               </w:rPr>
             </w:pPr>
+            <w:bookmarkStart w:id="1" w:name="_Hlk227075175"/>
             <w:r>
               <w:rPr>
                 <w:rFonts w:ascii="Arial Nova Cond" w:hAnsi="Arial Nova Cond" w:cs="Times New Roman"/>
@@ -7804,7 +7805,6 @@
           <w:tcPr>
             <w:tcW w:w="875" w:type="dxa"/>
             <w:vMerge w:val="restart"/>
-            <w:shd w:val="clear" w:color="auto" w:fill="auto"/>
             <w:vAlign w:val="center"/>
           </w:tcPr>
           <w:p>
@@ -7915,7 +7915,6 @@
         <w:tc>
           <w:tcPr>
             <w:tcW w:w="6169" w:type="dxa"/>
-            <w:shd w:val="clear" w:color="auto" w:fill="auto"/>
             <w:vAlign w:val="center"/>
           </w:tcPr>
           <w:p>
@@ -7950,7 +7949,6 @@
         <w:tc>
           <w:tcPr>
             <w:tcW w:w="2015" w:type="dxa"/>
-            <w:shd w:val="clear" w:color="auto" w:fill="auto"/>
             <w:vAlign w:val="center"/>
           </w:tcPr>
           <w:p>
@@ -7989,7 +7987,7 @@
               <w:autoSpaceDE w:val="0"/>
               <w:autoSpaceDN w:val="0"/>
               <w:adjustRightInd w:val="0"/>
-              <w:jc w:val="center"/>
+              <w:jc w:val="both"/>
               <w:rPr>
                 <w:rFonts w:ascii="Arial Nova Cond" w:hAnsi="Arial Nova Cond" w:cs="Arial"/>
                 <w:color w:val="000000"/>
@@ -8013,7 +8011,6 @@
         <w:tc>
           <w:tcPr>
             <w:tcW w:w="1337" w:type="dxa"/>
-            <w:shd w:val="clear" w:color="auto" w:fill="auto"/>
             <w:vAlign w:val="center"/>
           </w:tcPr>
           <w:p>
@@ -8052,7 +8049,6 @@
           <w:tcPr>
             <w:tcW w:w="875" w:type="dxa"/>
             <w:vMerge/>
-            <w:shd w:val="clear" w:color="auto" w:fill="auto"/>
             <w:vAlign w:val="center"/>
           </w:tcPr>
           <w:p>
@@ -8144,7 +8140,6 @@
         <w:tc>
           <w:tcPr>
             <w:tcW w:w="6169" w:type="dxa"/>
-            <w:shd w:val="clear" w:color="auto" w:fill="auto"/>
             <w:vAlign w:val="center"/>
           </w:tcPr>
           <w:p>
@@ -8179,7 +8174,6 @@
         <w:tc>
           <w:tcPr>
             <w:tcW w:w="2015" w:type="dxa"/>
-            <w:shd w:val="clear" w:color="auto" w:fill="auto"/>
             <w:vAlign w:val="center"/>
           </w:tcPr>
           <w:p>
@@ -8218,7 +8212,7 @@
               <w:autoSpaceDE w:val="0"/>
               <w:autoSpaceDN w:val="0"/>
               <w:adjustRightInd w:val="0"/>
-              <w:jc w:val="center"/>
+              <w:jc w:val="both"/>
               <w:rPr>
                 <w:rFonts w:ascii="Arial Nova Cond" w:hAnsi="Arial Nova Cond" w:cs="Arial"/>
                 <w:color w:val="000000"/>
@@ -8242,7 +8236,6 @@
         <w:tc>
           <w:tcPr>
             <w:tcW w:w="1337" w:type="dxa"/>
-            <w:shd w:val="clear" w:color="auto" w:fill="auto"/>
             <w:vAlign w:val="center"/>
           </w:tcPr>
           <w:p>
@@ -8281,7 +8274,6 @@
           <w:tcPr>
             <w:tcW w:w="875" w:type="dxa"/>
             <w:vMerge/>
-            <w:shd w:val="clear" w:color="auto" w:fill="auto"/>
             <w:vAlign w:val="center"/>
           </w:tcPr>
           <w:p>
@@ -8373,7 +8365,6 @@
         <w:tc>
           <w:tcPr>
             <w:tcW w:w="6169" w:type="dxa"/>
-            <w:shd w:val="clear" w:color="auto" w:fill="auto"/>
             <w:vAlign w:val="center"/>
           </w:tcPr>
           <w:p>
@@ -8408,7 +8399,6 @@
         <w:tc>
           <w:tcPr>
             <w:tcW w:w="2015" w:type="dxa"/>
-            <w:shd w:val="clear" w:color="auto" w:fill="auto"/>
             <w:vAlign w:val="center"/>
           </w:tcPr>
           <w:p>
@@ -8447,7 +8437,7 @@
               <w:autoSpaceDE w:val="0"/>
               <w:autoSpaceDN w:val="0"/>
               <w:adjustRightInd w:val="0"/>
-              <w:jc w:val="center"/>
+              <w:jc w:val="both"/>
               <w:rPr>
                 <w:rFonts w:ascii="Arial Nova Cond" w:hAnsi="Arial Nova Cond" w:cs="Arial"/>
                 <w:color w:val="000000"/>
@@ -8471,7 +8461,6 @@
         <w:tc>
           <w:tcPr>
             <w:tcW w:w="1337" w:type="dxa"/>
-            <w:shd w:val="clear" w:color="auto" w:fill="auto"/>
             <w:vAlign w:val="center"/>
           </w:tcPr>
           <w:p>
@@ -8510,7 +8499,6 @@
           <w:tcPr>
             <w:tcW w:w="875" w:type="dxa"/>
             <w:vMerge w:val="restart"/>
-            <w:shd w:val="clear" w:color="auto" w:fill="auto"/>
             <w:vAlign w:val="center"/>
           </w:tcPr>
           <w:p>
@@ -8613,7 +8601,6 @@
         <w:tc>
           <w:tcPr>
             <w:tcW w:w="6169" w:type="dxa"/>
-            <w:shd w:val="clear" w:color="auto" w:fill="auto"/>
             <w:vAlign w:val="center"/>
           </w:tcPr>
           <w:p>
@@ -8649,7 +8636,6 @@
         <w:tc>
           <w:tcPr>
             <w:tcW w:w="2015" w:type="dxa"/>
-            <w:shd w:val="clear" w:color="auto" w:fill="auto"/>
             <w:vAlign w:val="center"/>
           </w:tcPr>
           <w:p>
@@ -8688,7 +8674,7 @@
               <w:autoSpaceDE w:val="0"/>
               <w:autoSpaceDN w:val="0"/>
               <w:adjustRightInd w:val="0"/>
-              <w:jc w:val="center"/>
+              <w:jc w:val="both"/>
               <w:rPr>
                 <w:rFonts w:ascii="Arial Nova Cond" w:hAnsi="Arial Nova Cond" w:cs="Arial"/>
                 <w:color w:val="000000"/>
@@ -8712,7 +8698,6 @@
         <w:tc>
           <w:tcPr>
             <w:tcW w:w="1337" w:type="dxa"/>
-            <w:shd w:val="clear" w:color="auto" w:fill="auto"/>
             <w:vAlign w:val="center"/>
           </w:tcPr>
           <w:p>
@@ -8751,7 +8736,6 @@
           <w:tcPr>
             <w:tcW w:w="875" w:type="dxa"/>
             <w:vMerge/>
-            <w:shd w:val="clear" w:color="auto" w:fill="auto"/>
             <w:vAlign w:val="center"/>
           </w:tcPr>
           <w:p>
@@ -8843,7 +8827,6 @@
         <w:tc>
           <w:tcPr>
             <w:tcW w:w="6169" w:type="dxa"/>
-            <w:shd w:val="clear" w:color="auto" w:fill="auto"/>
             <w:vAlign w:val="center"/>
           </w:tcPr>
           <w:p>
@@ -8879,7 +8862,6 @@
         <w:tc>
           <w:tcPr>
             <w:tcW w:w="2015" w:type="dxa"/>
-            <w:shd w:val="clear" w:color="auto" w:fill="auto"/>
             <w:vAlign w:val="center"/>
           </w:tcPr>
           <w:p>
@@ -8918,7 +8900,7 @@
               <w:autoSpaceDE w:val="0"/>
               <w:autoSpaceDN w:val="0"/>
               <w:adjustRightInd w:val="0"/>
-              <w:jc w:val="center"/>
+              <w:jc w:val="both"/>
               <w:rPr>
                 <w:rFonts w:ascii="Arial Nova Cond" w:hAnsi="Arial Nova Cond" w:cs="Arial"/>
                 <w:color w:val="000000"/>
@@ -8942,7 +8924,6 @@
         <w:tc>
           <w:tcPr>
             <w:tcW w:w="1337" w:type="dxa"/>
-            <w:shd w:val="clear" w:color="auto" w:fill="auto"/>
             <w:vAlign w:val="center"/>
           </w:tcPr>
           <w:p>
@@ -8981,7 +8962,6 @@
           <w:tcPr>
             <w:tcW w:w="875" w:type="dxa"/>
             <w:vMerge w:val="restart"/>
-            <w:shd w:val="clear" w:color="auto" w:fill="auto"/>
             <w:vAlign w:val="center"/>
           </w:tcPr>
           <w:p>
@@ -9085,7 +9065,6 @@
         <w:tc>
           <w:tcPr>
             <w:tcW w:w="6169" w:type="dxa"/>
-            <w:shd w:val="clear" w:color="auto" w:fill="auto"/>
             <w:vAlign w:val="center"/>
           </w:tcPr>
           <w:p>
@@ -9121,7 +9100,6 @@
         <w:tc>
           <w:tcPr>
             <w:tcW w:w="2015" w:type="dxa"/>
-            <w:shd w:val="clear" w:color="auto" w:fill="auto"/>
             <w:vAlign w:val="center"/>
           </w:tcPr>
           <w:p>
@@ -9160,7 +9138,7 @@
               <w:autoSpaceDE w:val="0"/>
               <w:autoSpaceDN w:val="0"/>
               <w:adjustRightInd w:val="0"/>
-              <w:jc w:val="center"/>
+              <w:jc w:val="both"/>
               <w:rPr>
                 <w:rFonts w:ascii="Arial Nova Cond" w:hAnsi="Arial Nova Cond" w:cs="Arial"/>
                 <w:color w:val="000000"/>
@@ -9184,7 +9162,6 @@
         <w:tc>
           <w:tcPr>
             <w:tcW w:w="1337" w:type="dxa"/>
-            <w:shd w:val="clear" w:color="auto" w:fill="auto"/>
             <w:vAlign w:val="center"/>
           </w:tcPr>
           <w:p>
@@ -9223,7 +9200,6 @@
           <w:tcPr>
             <w:tcW w:w="875" w:type="dxa"/>
             <w:vMerge/>
-            <w:shd w:val="clear" w:color="auto" w:fill="auto"/>
             <w:vAlign w:val="center"/>
           </w:tcPr>
           <w:p>
@@ -9315,7 +9291,6 @@
         <w:tc>
           <w:tcPr>
             <w:tcW w:w="6169" w:type="dxa"/>
-            <w:shd w:val="clear" w:color="auto" w:fill="auto"/>
             <w:vAlign w:val="center"/>
           </w:tcPr>
           <w:p>
@@ -9350,7 +9325,6 @@
         <w:tc>
           <w:tcPr>
             <w:tcW w:w="2015" w:type="dxa"/>
-            <w:shd w:val="clear" w:color="auto" w:fill="auto"/>
             <w:vAlign w:val="center"/>
           </w:tcPr>
           <w:p>
@@ -9389,7 +9363,7 @@
               <w:autoSpaceDE w:val="0"/>
               <w:autoSpaceDN w:val="0"/>
               <w:adjustRightInd w:val="0"/>
-              <w:jc w:val="center"/>
+              <w:jc w:val="both"/>
               <w:rPr>
                 <w:rFonts w:ascii="Arial Nova Cond" w:hAnsi="Arial Nova Cond" w:cs="Arial"/>
                 <w:color w:val="000000"/>
@@ -9413,7 +9387,6 @@
         <w:tc>
           <w:tcPr>
             <w:tcW w:w="1337" w:type="dxa"/>
-            <w:shd w:val="clear" w:color="auto" w:fill="auto"/>
             <w:vAlign w:val="center"/>
           </w:tcPr>
           <w:p>
@@ -9452,7 +9425,6 @@
           <w:tcPr>
             <w:tcW w:w="875" w:type="dxa"/>
             <w:vMerge w:val="restart"/>
-            <w:shd w:val="clear" w:color="auto" w:fill="auto"/>
             <w:vAlign w:val="center"/>
           </w:tcPr>
           <w:p>
@@ -9563,7 +9535,6 @@
         <w:tc>
           <w:tcPr>
             <w:tcW w:w="6169" w:type="dxa"/>
-            <w:shd w:val="clear" w:color="auto" w:fill="auto"/>
             <w:vAlign w:val="center"/>
           </w:tcPr>
           <w:p>
@@ -9598,7 +9569,6 @@
         <w:tc>
           <w:tcPr>
             <w:tcW w:w="2015" w:type="dxa"/>
-            <w:shd w:val="clear" w:color="auto" w:fill="auto"/>
             <w:vAlign w:val="center"/>
           </w:tcPr>
           <w:p>
@@ -9637,7 +9607,7 @@
               <w:autoSpaceDE w:val="0"/>
               <w:autoSpaceDN w:val="0"/>
               <w:adjustRightInd w:val="0"/>
-              <w:jc w:val="center"/>
+              <w:jc w:val="both"/>
               <w:rPr>
                 <w:rFonts w:ascii="Arial Nova Cond" w:hAnsi="Arial Nova Cond" w:cs="Arial"/>
                 <w:color w:val="000000"/>
@@ -9661,7 +9631,6 @@
         <w:tc>
           <w:tcPr>
             <w:tcW w:w="1337" w:type="dxa"/>
-            <w:shd w:val="clear" w:color="auto" w:fill="auto"/>
             <w:vAlign w:val="center"/>
           </w:tcPr>
           <w:p>
@@ -9700,7 +9669,6 @@
           <w:tcPr>
             <w:tcW w:w="875" w:type="dxa"/>
             <w:vMerge/>
-            <w:shd w:val="clear" w:color="auto" w:fill="auto"/>
             <w:vAlign w:val="center"/>
           </w:tcPr>
           <w:p>
@@ -9800,7 +9768,6 @@
         <w:tc>
           <w:tcPr>
             <w:tcW w:w="6169" w:type="dxa"/>
-            <w:shd w:val="clear" w:color="auto" w:fill="auto"/>
             <w:vAlign w:val="center"/>
           </w:tcPr>
           <w:p>
@@ -9836,7 +9803,6 @@
         <w:tc>
           <w:tcPr>
             <w:tcW w:w="2015" w:type="dxa"/>
-            <w:shd w:val="clear" w:color="auto" w:fill="auto"/>
             <w:vAlign w:val="center"/>
           </w:tcPr>
           <w:p>
@@ -9874,7 +9840,7 @@
               <w:autoSpaceDE w:val="0"/>
               <w:autoSpaceDN w:val="0"/>
               <w:adjustRightInd w:val="0"/>
-              <w:jc w:val="center"/>
+              <w:jc w:val="both"/>
               <w:rPr>
                 <w:rFonts w:ascii="Arial Nova Cond" w:hAnsi="Arial Nova Cond" w:cs="Arial"/>
                 <w:color w:val="000000"/>
@@ -9898,7 +9864,6 @@
         <w:tc>
           <w:tcPr>
             <w:tcW w:w="1337" w:type="dxa"/>
-            <w:shd w:val="clear" w:color="auto" w:fill="auto"/>
             <w:vAlign w:val="center"/>
           </w:tcPr>
           <w:p>
@@ -9928,6 +9893,7 @@
           </w:p>
         </w:tc>
       </w:tr>
+      <w:bookmarkEnd w:id="1"/>
     </w:tbl>
     <w:p>
       <w:pPr>

--- a/templates/plananual/EPT COMPUTACIÓN 1° A 5°/PROGRAMACIÓN ANUAL 4° - EPT Computacion.docx
+++ b/templates/plananual/EPT COMPUTACIÓN 1° A 5°/PROGRAMACIÓN ANUAL 4° - EPT Computacion.docx
@@ -1,6 +1,6 @@
 
 <file path=word/document.xml><?xml version="1.0" encoding="utf-8"?>
-<w:document xmlns:wpc="http://schemas.microsoft.com/office/word/2010/wordprocessingCanvas" xmlns:cx="http://schemas.microsoft.com/office/drawing/2014/chartex" xmlns:cx1="http://schemas.microsoft.com/office/drawing/2015/9/8/chartex" xmlns:cx2="http://schemas.microsoft.com/office/drawing/2015/10/21/chartex" xmlns:cx3="http://schemas.microsoft.com/office/drawing/2016/5/9/chartex" xmlns:cx4="http://schemas.microsoft.com/office/drawing/2016/5/10/chartex" xmlns:cx5="http://schemas.microsoft.com/office/drawing/2016/5/11/chartex" xmlns:cx6="http://schemas.microsoft.com/office/drawing/2016/5/12/chartex" xmlns:cx7="http://schemas.microsoft.com/office/drawing/2016/5/13/chartex" xmlns:cx8="http://schemas.microsoft.com/office/drawing/2016/5/14/chartex" xmlns:mc="http://schemas.openxmlformats.org/markup-compatibility/2006" xmlns:aink="http://schemas.microsoft.com/office/drawing/2016/ink" xmlns:am3d="http://schemas.microsoft.com/office/drawing/2017/model3d" xmlns:o="urn:schemas-microsoft-com:office:office" xmlns:oel="http://schemas.microsoft.com/office/2019/extlst" xmlns:r="http://schemas.openxmlformats.org/officeDocument/2006/relationships" xmlns:m="http://schemas.openxmlformats.org/officeDocument/2006/math" xmlns:v="urn:schemas-microsoft-com:vml" xmlns:wp14="http://schemas.microsoft.com/office/word/2010/wordprocessingDrawing" xmlns:wp="http://schemas.openxmlformats.org/drawingml/2006/wordprocessingDrawing" xmlns:w10="urn:schemas-microsoft-com:office:word" xmlns:w="http://schemas.openxmlformats.org/wordprocessingml/2006/main" xmlns:w14="http://schemas.microsoft.com/office/word/2010/wordml" xmlns:w15="http://schemas.microsoft.com/office/word/2012/wordml" xmlns:w16cex="http://schemas.microsoft.com/office/word/2018/wordml/cex" xmlns:w16cid="http://schemas.microsoft.com/office/word/2016/wordml/cid" xmlns:w16="http://schemas.microsoft.com/office/word/2018/wordml" xmlns:w16du="http://schemas.microsoft.com/office/word/2023/wordml/word16du" xmlns:w16sdtdh="http://schemas.microsoft.com/office/word/2020/wordml/sdtdatahash" xmlns:w16se="http://schemas.microsoft.com/office/word/2015/wordml/symex" xmlns:wpg="http://schemas.microsoft.com/office/word/2010/wordprocessingGroup" xmlns:wpi="http://schemas.microsoft.com/office/word/2010/wordprocessingInk" xmlns:wne="http://schemas.microsoft.com/office/word/2006/wordml" xmlns:wps="http://schemas.microsoft.com/office/word/2010/wordprocessingShape" mc:Ignorable="w14 w15 w16se w16cid w16 w16cex w16sdtdh w16du wp14">
+<w:document xmlns:wpc="http://schemas.microsoft.com/office/word/2010/wordprocessingCanvas" xmlns:cx="http://schemas.microsoft.com/office/drawing/2014/chartex" xmlns:cx1="http://schemas.microsoft.com/office/drawing/2015/9/8/chartex" xmlns:cx2="http://schemas.microsoft.com/office/drawing/2015/10/21/chartex" xmlns:cx3="http://schemas.microsoft.com/office/drawing/2016/5/9/chartex" xmlns:cx4="http://schemas.microsoft.com/office/drawing/2016/5/10/chartex" xmlns:cx5="http://schemas.microsoft.com/office/drawing/2016/5/11/chartex" xmlns:cx6="http://schemas.microsoft.com/office/drawing/2016/5/12/chartex" xmlns:cx7="http://schemas.microsoft.com/office/drawing/2016/5/13/chartex" xmlns:cx8="http://schemas.microsoft.com/office/drawing/2016/5/14/chartex" xmlns:mc="http://schemas.openxmlformats.org/markup-compatibility/2006" xmlns:aink="http://schemas.microsoft.com/office/drawing/2016/ink" xmlns:am3d="http://schemas.microsoft.com/office/drawing/2017/model3d" xmlns:o="urn:schemas-microsoft-com:office:office" xmlns:oel="http://schemas.microsoft.com/office/2019/extlst" xmlns:r="http://schemas.openxmlformats.org/officeDocument/2006/relationships" xmlns:m="http://schemas.openxmlformats.org/officeDocument/2006/math" xmlns:v="urn:schemas-microsoft-com:vml" xmlns:wp14="http://schemas.microsoft.com/office/word/2010/wordprocessingDrawing" xmlns:wp="http://schemas.openxmlformats.org/drawingml/2006/wordprocessingDrawing" xmlns:w10="urn:schemas-microsoft-com:office:word" xmlns:w="http://schemas.openxmlformats.org/wordprocessingml/2006/main" xmlns:w14="http://schemas.microsoft.com/office/word/2010/wordml" xmlns:w15="http://schemas.microsoft.com/office/word/2012/wordml" xmlns:w16cex="http://schemas.microsoft.com/office/word/2018/wordml/cex" xmlns:w16cid="http://schemas.microsoft.com/office/word/2016/wordml/cid" xmlns:w16="http://schemas.microsoft.com/office/word/2018/wordml" xmlns:w16du="http://schemas.microsoft.com/office/word/2023/wordml/word16du" xmlns:w16sdtdh="http://schemas.microsoft.com/office/word/2020/wordml/sdtdatahash" xmlns:w16sdtfl="http://schemas.microsoft.com/office/word/2024/wordml/sdtformatlock" xmlns:w16se="http://schemas.microsoft.com/office/word/2015/wordml/symex" xmlns:wpg="http://schemas.microsoft.com/office/word/2010/wordprocessingGroup" xmlns:wpi="http://schemas.microsoft.com/office/word/2010/wordprocessingInk" xmlns:wne="http://schemas.microsoft.com/office/word/2006/wordml" xmlns:wps="http://schemas.microsoft.com/office/word/2010/wordprocessingShape" mc:Ignorable="w14 w15 w16se w16cid w16 w16cex w16sdtdh w16sdtfl w16du wp14">
   <w:body>
     <w:p>
       <w:pPr>
@@ -260,7 +260,6 @@
                                 </w:rPr>
                                 <w:t>{{</w:t>
                               </w:r>
-                              <w:proofErr w:type="spellStart"/>
                               <w:r>
                                 <w:rPr>
                                   <w:rFonts w:ascii="Agency FB" w:hAnsi="Agency FB" w:cs="Times New Roman"/>
@@ -270,19 +269,7 @@
                                   <w:sz w:val="32"/>
                                   <w:szCs w:val="32"/>
                                 </w:rPr>
-                                <w:t>anio</w:t>
-                              </w:r>
-                              <w:proofErr w:type="spellEnd"/>
-                              <w:r>
-                                <w:rPr>
-                                  <w:rFonts w:ascii="Agency FB" w:hAnsi="Agency FB" w:cs="Times New Roman"/>
-                                  <w:b/>
-                                  <w:bCs/>
-                                  <w:color w:val="FFFFFF" w:themeColor="background1"/>
-                                  <w:sz w:val="32"/>
-                                  <w:szCs w:val="32"/>
-                                </w:rPr>
-                                <w:t>}}</w:t>
+                                <w:t>anio}}</w:t>
                               </w:r>
                             </w:p>
                           </w:txbxContent>
@@ -2674,29 +2661,16 @@
                 <w:szCs w:val="20"/>
               </w:rPr>
             </w:pPr>
-            <w:proofErr w:type="spellStart"/>
-            <w:r>
-              <w:rPr>
-                <w:rFonts w:ascii="Arial Nova Cond Light" w:hAnsi="Arial Nova Cond Light" w:cs="Times New Roman"/>
-                <w:b/>
-                <w:bCs/>
-                <w:color w:val="000000" w:themeColor="text1"/>
-                <w:sz w:val="20"/>
-                <w:szCs w:val="20"/>
-              </w:rPr>
-              <w:t>N°</w:t>
-            </w:r>
-            <w:proofErr w:type="spellEnd"/>
-            <w:r>
-              <w:rPr>
-                <w:rFonts w:ascii="Arial Nova Cond Light" w:hAnsi="Arial Nova Cond Light" w:cs="Times New Roman"/>
-                <w:b/>
-                <w:bCs/>
-                <w:color w:val="000000" w:themeColor="text1"/>
-                <w:sz w:val="20"/>
-                <w:szCs w:val="20"/>
-              </w:rPr>
-              <w:t xml:space="preserve"> DE SEMANAS LECTIVAS</w:t>
+            <w:r>
+              <w:rPr>
+                <w:rFonts w:ascii="Arial Nova Cond Light" w:hAnsi="Arial Nova Cond Light" w:cs="Times New Roman"/>
+                <w:b/>
+                <w:bCs/>
+                <w:color w:val="000000" w:themeColor="text1"/>
+                <w:sz w:val="20"/>
+                <w:szCs w:val="20"/>
+              </w:rPr>
+              <w:t>N° DE SEMANAS LECTIVAS</w:t>
             </w:r>
           </w:p>
         </w:tc>
@@ -2721,29 +2695,16 @@
                 <w:szCs w:val="20"/>
               </w:rPr>
             </w:pPr>
-            <w:proofErr w:type="spellStart"/>
-            <w:r>
-              <w:rPr>
-                <w:rFonts w:ascii="Arial Nova Cond Light" w:hAnsi="Arial Nova Cond Light" w:cs="Times New Roman"/>
-                <w:b/>
-                <w:bCs/>
-                <w:color w:val="000000" w:themeColor="text1"/>
-                <w:sz w:val="20"/>
-                <w:szCs w:val="20"/>
-              </w:rPr>
-              <w:t>N°</w:t>
-            </w:r>
-            <w:proofErr w:type="spellEnd"/>
-            <w:r>
-              <w:rPr>
-                <w:rFonts w:ascii="Arial Nova Cond Light" w:hAnsi="Arial Nova Cond Light" w:cs="Times New Roman"/>
-                <w:b/>
-                <w:bCs/>
-                <w:color w:val="000000" w:themeColor="text1"/>
-                <w:sz w:val="20"/>
-                <w:szCs w:val="20"/>
-              </w:rPr>
-              <w:t xml:space="preserve"> UNIDADES</w:t>
+            <w:r>
+              <w:rPr>
+                <w:rFonts w:ascii="Arial Nova Cond Light" w:hAnsi="Arial Nova Cond Light" w:cs="Times New Roman"/>
+                <w:b/>
+                <w:bCs/>
+                <w:color w:val="000000" w:themeColor="text1"/>
+                <w:sz w:val="20"/>
+                <w:szCs w:val="20"/>
+              </w:rPr>
+              <w:t>N° UNIDADES</w:t>
             </w:r>
           </w:p>
         </w:tc>
@@ -7375,7 +7336,7 @@
         </w:numPr>
         <w:shd w:val="clear" w:color="auto" w:fill="47D459" w:themeFill="accent3" w:themeFillTint="99"/>
         <w:spacing w:after="0"/>
-        <w:ind w:left="708" w:right="-455" w:hanging="708"/>
+        <w:ind w:left="708" w:right="-455" w:hanging="1134"/>
         <w:textDirection w:val="btLr"/>
         <w:rPr>
           <w:rFonts w:ascii="Arial Nova Cond Light" w:hAnsi="Arial Nova Cond Light" w:cs="Times New Roman"/>
@@ -7495,13 +7456,13 @@
         <w:tblLook w:val="04A0" w:firstRow="1" w:lastRow="0" w:firstColumn="1" w:lastColumn="0" w:noHBand="0" w:noVBand="1"/>
       </w:tblPr>
       <w:tblGrid>
-        <w:gridCol w:w="875"/>
-        <w:gridCol w:w="1095"/>
-        <w:gridCol w:w="1726"/>
-        <w:gridCol w:w="6169"/>
-        <w:gridCol w:w="2015"/>
-        <w:gridCol w:w="1634"/>
-        <w:gridCol w:w="1337"/>
+        <w:gridCol w:w="818"/>
+        <w:gridCol w:w="1018"/>
+        <w:gridCol w:w="5379"/>
+        <w:gridCol w:w="1984"/>
+        <w:gridCol w:w="2693"/>
+        <w:gridCol w:w="1560"/>
+        <w:gridCol w:w="1399"/>
       </w:tblGrid>
       <w:tr>
         <w:trPr>
@@ -7510,7 +7471,7 @@
         </w:trPr>
         <w:tc>
           <w:tcPr>
-            <w:tcW w:w="875" w:type="dxa"/>
+            <w:tcW w:w="818" w:type="dxa"/>
             <w:shd w:val="clear" w:color="auto" w:fill="C1F0C7" w:themeFill="accent3" w:themeFillTint="33"/>
             <w:vAlign w:val="center"/>
           </w:tcPr>
@@ -7544,7 +7505,7 @@
         </w:tc>
         <w:tc>
           <w:tcPr>
-            <w:tcW w:w="1095" w:type="dxa"/>
+            <w:tcW w:w="1018" w:type="dxa"/>
             <w:shd w:val="clear" w:color="auto" w:fill="C1F0C7" w:themeFill="accent3" w:themeFillTint="33"/>
             <w:vAlign w:val="center"/>
           </w:tcPr>
@@ -7577,7 +7538,7 @@
         </w:tc>
         <w:tc>
           <w:tcPr>
-            <w:tcW w:w="1726" w:type="dxa"/>
+            <w:tcW w:w="5379" w:type="dxa"/>
             <w:shd w:val="clear" w:color="auto" w:fill="C1F0C7" w:themeFill="accent3" w:themeFillTint="33"/>
             <w:vAlign w:val="center"/>
           </w:tcPr>
@@ -7604,13 +7565,35 @@
                 <w:sz w:val="20"/>
                 <w:szCs w:val="20"/>
               </w:rPr>
-              <w:t>PROBLEMA / POTENCIALIDAD</w:t>
-            </w:r>
-          </w:p>
-        </w:tc>
-        <w:tc>
-          <w:tcPr>
-            <w:tcW w:w="6169" w:type="dxa"/>
+              <w:t>SITUACIÓN SIGNIF</w:t>
+            </w:r>
+            <w:r>
+              <w:rPr>
+                <w:rFonts w:ascii="Arial Nova Cond" w:hAnsi="Arial Nova Cond" w:cs="Times New Roman"/>
+                <w:b/>
+                <w:bCs/>
+                <w:color w:val="000000" w:themeColor="text1"/>
+                <w:sz w:val="20"/>
+                <w:szCs w:val="20"/>
+              </w:rPr>
+              <w:t>I</w:t>
+            </w:r>
+            <w:r>
+              <w:rPr>
+                <w:rFonts w:ascii="Arial Nova Cond" w:hAnsi="Arial Nova Cond" w:cs="Times New Roman"/>
+                <w:b/>
+                <w:bCs/>
+                <w:color w:val="000000" w:themeColor="text1"/>
+                <w:sz w:val="20"/>
+                <w:szCs w:val="20"/>
+              </w:rPr>
+              <w:t>CATIVA</w:t>
+            </w:r>
+          </w:p>
+        </w:tc>
+        <w:tc>
+          <w:tcPr>
+            <w:tcW w:w="1984" w:type="dxa"/>
             <w:shd w:val="clear" w:color="auto" w:fill="C1F0C7" w:themeFill="accent3" w:themeFillTint="33"/>
             <w:vAlign w:val="center"/>
           </w:tcPr>
@@ -7637,7 +7620,7 @@
                 <w:sz w:val="20"/>
                 <w:szCs w:val="20"/>
               </w:rPr>
-              <w:t>SITUACIÓN SIGNIF</w:t>
+              <w:t>TÍTULO DE LA UNIDAD DID</w:t>
             </w:r>
             <w:r>
               <w:rPr>
@@ -7648,7 +7631,7 @@
                 <w:sz w:val="20"/>
                 <w:szCs w:val="20"/>
               </w:rPr>
-              <w:t>I</w:t>
+              <w:t>Á</w:t>
             </w:r>
             <w:r>
               <w:rPr>
@@ -7659,13 +7642,24 @@
                 <w:sz w:val="20"/>
                 <w:szCs w:val="20"/>
               </w:rPr>
-              <w:t>CATIVA</w:t>
-            </w:r>
-          </w:p>
-        </w:tc>
-        <w:tc>
-          <w:tcPr>
-            <w:tcW w:w="2015" w:type="dxa"/>
+              <w:t>CTICA</w:t>
+            </w:r>
+            <w:r>
+              <w:rPr>
+                <w:rFonts w:ascii="Arial Nova Cond" w:hAnsi="Arial Nova Cond" w:cs="Times New Roman"/>
+                <w:b/>
+                <w:bCs/>
+                <w:color w:val="000000" w:themeColor="text1"/>
+                <w:sz w:val="20"/>
+                <w:szCs w:val="20"/>
+              </w:rPr>
+              <w:t>.</w:t>
+            </w:r>
+          </w:p>
+        </w:tc>
+        <w:tc>
+          <w:tcPr>
+            <w:tcW w:w="2693" w:type="dxa"/>
             <w:shd w:val="clear" w:color="auto" w:fill="C1F0C7" w:themeFill="accent3" w:themeFillTint="33"/>
             <w:vAlign w:val="center"/>
           </w:tcPr>
@@ -7692,46 +7686,13 @@
                 <w:sz w:val="20"/>
                 <w:szCs w:val="20"/>
               </w:rPr>
-              <w:t>TÍTULO DE LA UNIDAD DID</w:t>
-            </w:r>
-            <w:r>
-              <w:rPr>
-                <w:rFonts w:ascii="Arial Nova Cond" w:hAnsi="Arial Nova Cond" w:cs="Times New Roman"/>
-                <w:b/>
-                <w:bCs/>
-                <w:color w:val="000000" w:themeColor="text1"/>
-                <w:sz w:val="20"/>
-                <w:szCs w:val="20"/>
-              </w:rPr>
-              <w:t>Á</w:t>
-            </w:r>
-            <w:r>
-              <w:rPr>
-                <w:rFonts w:ascii="Arial Nova Cond" w:hAnsi="Arial Nova Cond" w:cs="Times New Roman"/>
-                <w:b/>
-                <w:bCs/>
-                <w:color w:val="000000" w:themeColor="text1"/>
-                <w:sz w:val="20"/>
-                <w:szCs w:val="20"/>
-              </w:rPr>
-              <w:t>CTICA</w:t>
-            </w:r>
-            <w:r>
-              <w:rPr>
-                <w:rFonts w:ascii="Arial Nova Cond" w:hAnsi="Arial Nova Cond" w:cs="Times New Roman"/>
-                <w:b/>
-                <w:bCs/>
-                <w:color w:val="000000" w:themeColor="text1"/>
-                <w:sz w:val="20"/>
-                <w:szCs w:val="20"/>
-              </w:rPr>
-              <w:t>.</w:t>
-            </w:r>
-          </w:p>
-        </w:tc>
-        <w:tc>
-          <w:tcPr>
-            <w:tcW w:w="1634" w:type="dxa"/>
+              <w:t>CAMPO TEMATICO</w:t>
+            </w:r>
+          </w:p>
+        </w:tc>
+        <w:tc>
+          <w:tcPr>
+            <w:tcW w:w="1560" w:type="dxa"/>
             <w:shd w:val="clear" w:color="auto" w:fill="C1F0C7" w:themeFill="accent3" w:themeFillTint="33"/>
             <w:vAlign w:val="center"/>
           </w:tcPr>
@@ -7764,7 +7725,7 @@
         </w:tc>
         <w:tc>
           <w:tcPr>
-            <w:tcW w:w="1337" w:type="dxa"/>
+            <w:tcW w:w="1399" w:type="dxa"/>
             <w:shd w:val="clear" w:color="auto" w:fill="C1F0C7" w:themeFill="accent3" w:themeFillTint="33"/>
             <w:vAlign w:val="center"/>
           </w:tcPr>
@@ -7803,7 +7764,7 @@
         </w:trPr>
         <w:tc>
           <w:tcPr>
-            <w:tcW w:w="875" w:type="dxa"/>
+            <w:tcW w:w="818" w:type="dxa"/>
             <w:vMerge w:val="restart"/>
             <w:vAlign w:val="center"/>
           </w:tcPr>
@@ -7842,7 +7803,7 @@
         </w:tc>
         <w:tc>
           <w:tcPr>
-            <w:tcW w:w="1095" w:type="dxa"/>
+            <w:tcW w:w="1018" w:type="dxa"/>
             <w:vAlign w:val="center"/>
           </w:tcPr>
           <w:p>
@@ -7880,7 +7841,7 @@
         </w:tc>
         <w:tc>
           <w:tcPr>
-            <w:tcW w:w="1726" w:type="dxa"/>
+            <w:tcW w:w="5379" w:type="dxa"/>
             <w:vAlign w:val="center"/>
           </w:tcPr>
           <w:p>
@@ -7908,13 +7869,144 @@
                 <w:szCs w:val="20"/>
                 <w:lang w:val="es-ES_tradnl"/>
               </w:rPr>
-              <w:t>{{problemapotencialidad0}}</w:t>
-            </w:r>
-          </w:p>
-        </w:tc>
-        <w:tc>
-          <w:tcPr>
-            <w:tcW w:w="6169" w:type="dxa"/>
+              <w:t>{{situacionsignificativa0}}</w:t>
+            </w:r>
+          </w:p>
+        </w:tc>
+        <w:tc>
+          <w:tcPr>
+            <w:tcW w:w="1984" w:type="dxa"/>
+            <w:vAlign w:val="center"/>
+          </w:tcPr>
+          <w:p>
+            <w:pPr>
+              <w:autoSpaceDE w:val="0"/>
+              <w:autoSpaceDN w:val="0"/>
+              <w:adjustRightInd w:val="0"/>
+              <w:jc w:val="center"/>
+              <w:rPr>
+                <w:rFonts w:ascii="Arial Nova Cond" w:hAnsi="Arial Nova Cond" w:cs="Arial"/>
+                <w:color w:val="000000"/>
+                <w:kern w:val="0"/>
+                <w:sz w:val="20"/>
+                <w:szCs w:val="20"/>
+              </w:rPr>
+            </w:pPr>
+            <w:r>
+              <w:rPr>
+                <w:rFonts w:ascii="Arial Nova Cond" w:hAnsi="Arial Nova Cond" w:cs="Arial"/>
+                <w:color w:val="000000"/>
+                <w:kern w:val="0"/>
+                <w:sz w:val="20"/>
+                <w:szCs w:val="20"/>
+              </w:rPr>
+              <w:t>{{titulosituacionsignificativa0}}</w:t>
+            </w:r>
+          </w:p>
+        </w:tc>
+        <w:tc>
+          <w:tcPr>
+            <w:tcW w:w="2693" w:type="dxa"/>
+            <w:vAlign w:val="center"/>
+          </w:tcPr>
+          <w:p>
+            <w:pPr>
+              <w:autoSpaceDE w:val="0"/>
+              <w:autoSpaceDN w:val="0"/>
+              <w:adjustRightInd w:val="0"/>
+              <w:jc w:val="both"/>
+              <w:rPr>
+                <w:rFonts w:ascii="Arial Nova Cond" w:hAnsi="Arial Nova Cond" w:cs="Arial"/>
+                <w:color w:val="000000"/>
+                <w:kern w:val="0"/>
+                <w:sz w:val="20"/>
+                <w:szCs w:val="20"/>
+              </w:rPr>
+            </w:pPr>
+            <w:r>
+              <w:rPr>
+                <w:rFonts w:ascii="Arial Nova Cond" w:hAnsi="Arial Nova Cond" w:cs="Arial"/>
+                <w:color w:val="000000"/>
+                <w:kern w:val="0"/>
+                <w:sz w:val="20"/>
+                <w:szCs w:val="20"/>
+              </w:rPr>
+              <w:t>{{campotematico0}}</w:t>
+            </w:r>
+          </w:p>
+        </w:tc>
+        <w:tc>
+          <w:tcPr>
+            <w:tcW w:w="1560" w:type="dxa"/>
+            <w:vAlign w:val="center"/>
+          </w:tcPr>
+          <w:p>
+            <w:pPr>
+              <w:autoSpaceDE w:val="0"/>
+              <w:autoSpaceDN w:val="0"/>
+              <w:adjustRightInd w:val="0"/>
+              <w:jc w:val="both"/>
+              <w:rPr>
+                <w:rFonts w:ascii="Arial Nova Cond" w:hAnsi="Arial Nova Cond" w:cs="Arial"/>
+                <w:color w:val="000000"/>
+                <w:kern w:val="0"/>
+                <w:sz w:val="20"/>
+                <w:szCs w:val="20"/>
+              </w:rPr>
+            </w:pPr>
+            <w:r>
+              <w:rPr>
+                <w:rFonts w:ascii="Arial Nova Cond" w:hAnsi="Arial Nova Cond" w:cs="Arial"/>
+                <w:color w:val="000000"/>
+                <w:kern w:val="0"/>
+                <w:sz w:val="20"/>
+                <w:szCs w:val="20"/>
+              </w:rPr>
+              <w:t>{{competencias0}}</w:t>
+            </w:r>
+          </w:p>
+        </w:tc>
+        <w:tc>
+          <w:tcPr>
+            <w:tcW w:w="1399" w:type="dxa"/>
+            <w:vAlign w:val="center"/>
+          </w:tcPr>
+          <w:p>
+            <w:pPr>
+              <w:autoSpaceDE w:val="0"/>
+              <w:autoSpaceDN w:val="0"/>
+              <w:adjustRightInd w:val="0"/>
+              <w:jc w:val="both"/>
+              <w:rPr>
+                <w:rFonts w:ascii="Arial Nova Cond" w:hAnsi="Arial Nova Cond" w:cs="Arial"/>
+                <w:color w:val="000000"/>
+                <w:kern w:val="0"/>
+                <w:sz w:val="20"/>
+                <w:szCs w:val="20"/>
+              </w:rPr>
+            </w:pPr>
+            <w:r>
+              <w:rPr>
+                <w:rFonts w:ascii="Arial Nova Cond" w:hAnsi="Arial Nova Cond" w:cs="Arial"/>
+                <w:color w:val="000000"/>
+                <w:kern w:val="0"/>
+                <w:sz w:val="20"/>
+                <w:szCs w:val="20"/>
+              </w:rPr>
+              <w:t>{{producto0}}</w:t>
+            </w:r>
+          </w:p>
+        </w:tc>
+      </w:tr>
+      <w:tr>
+        <w:trPr>
+          <w:trHeight w:val="756"/>
+          <w:jc w:val="center"/>
+        </w:trPr>
+        <w:tc>
+          <w:tcPr>
+            <w:tcW w:w="818" w:type="dxa"/>
+            <w:vMerge/>
             <w:vAlign w:val="center"/>
           </w:tcPr>
           <w:p>
@@ -7927,6 +8019,71 @@
               </w:tabs>
               <w:spacing w:line="276" w:lineRule="auto"/>
               <w:ind w:left="0"/>
+              <w:jc w:val="center"/>
+              <w:rPr>
+                <w:rFonts w:ascii="Arial Nova Cond" w:eastAsia="Calibri" w:hAnsi="Arial Nova Cond" w:cs="Times New Roman"/>
+                <w:b/>
+                <w:bCs/>
+                <w:sz w:val="20"/>
+                <w:szCs w:val="20"/>
+                <w:lang w:val="es-ES_tradnl"/>
+              </w:rPr>
+            </w:pPr>
+          </w:p>
+        </w:tc>
+        <w:tc>
+          <w:tcPr>
+            <w:tcW w:w="1018" w:type="dxa"/>
+            <w:vAlign w:val="center"/>
+          </w:tcPr>
+          <w:p>
+            <w:pPr>
+              <w:pStyle w:val="Prrafodelista"/>
+              <w:tabs>
+                <w:tab w:val="left" w:pos="0"/>
+                <w:tab w:val="left" w:pos="142"/>
+                <w:tab w:val="left" w:pos="284"/>
+              </w:tabs>
+              <w:spacing w:line="276" w:lineRule="auto"/>
+              <w:ind w:left="0"/>
+              <w:jc w:val="center"/>
+              <w:rPr>
+                <w:rFonts w:ascii="Arial Nova Cond" w:eastAsia="Calibri" w:hAnsi="Arial Nova Cond" w:cs="Times New Roman"/>
+                <w:b/>
+                <w:bCs/>
+                <w:sz w:val="20"/>
+                <w:szCs w:val="20"/>
+                <w:lang w:val="es-ES_tradnl"/>
+              </w:rPr>
+            </w:pPr>
+            <w:r>
+              <w:rPr>
+                <w:rFonts w:ascii="Arial Nova Cond" w:eastAsia="Calibri" w:hAnsi="Arial Nova Cond" w:cs="Times New Roman"/>
+                <w:b/>
+                <w:bCs/>
+                <w:sz w:val="20"/>
+                <w:szCs w:val="20"/>
+                <w:lang w:val="es-ES_tradnl"/>
+              </w:rPr>
+              <w:t>U 1</w:t>
+            </w:r>
+          </w:p>
+        </w:tc>
+        <w:tc>
+          <w:tcPr>
+            <w:tcW w:w="5379" w:type="dxa"/>
+            <w:vAlign w:val="center"/>
+          </w:tcPr>
+          <w:p>
+            <w:pPr>
+              <w:pStyle w:val="Prrafodelista"/>
+              <w:tabs>
+                <w:tab w:val="left" w:pos="0"/>
+                <w:tab w:val="left" w:pos="142"/>
+                <w:tab w:val="left" w:pos="284"/>
+              </w:tabs>
+              <w:spacing w:line="276" w:lineRule="auto"/>
+              <w:ind w:left="0"/>
               <w:jc w:val="both"/>
               <w:rPr>
                 <w:rFonts w:ascii="Arial Nova Cond" w:eastAsia="Calibri" w:hAnsi="Arial Nova Cond" w:cs="Times New Roman"/>
@@ -7942,13 +8099,13 @@
                 <w:szCs w:val="20"/>
                 <w:lang w:val="es-ES_tradnl"/>
               </w:rPr>
-              <w:t>{{situacionsignificativa0}}</w:t>
-            </w:r>
-          </w:p>
-        </w:tc>
-        <w:tc>
-          <w:tcPr>
-            <w:tcW w:w="2015" w:type="dxa"/>
+              <w:t>{{situacionsignificativa1}}</w:t>
+            </w:r>
+          </w:p>
+        </w:tc>
+        <w:tc>
+          <w:tcPr>
+            <w:tcW w:w="1984" w:type="dxa"/>
             <w:vAlign w:val="center"/>
           </w:tcPr>
           <w:p>
@@ -7959,7 +8116,7 @@
               <w:jc w:val="center"/>
               <w:rPr>
                 <w:rFonts w:ascii="Arial Nova Cond" w:hAnsi="Arial Nova Cond" w:cs="Arial"/>
-                <w:color w:val="000000"/>
+                <w:color w:val="000000" w:themeColor="text1"/>
                 <w:kern w:val="0"/>
                 <w:sz w:val="20"/>
                 <w:szCs w:val="20"/>
@@ -7973,13 +8130,13 @@
                 <w:sz w:val="20"/>
                 <w:szCs w:val="20"/>
               </w:rPr>
-              <w:t>{{titulosituacionsignificativa0}}</w:t>
-            </w:r>
-          </w:p>
-        </w:tc>
-        <w:tc>
-          <w:tcPr>
-            <w:tcW w:w="1634" w:type="dxa"/>
+              <w:t>{{titulosituacionsignificativa1}}</w:t>
+            </w:r>
+          </w:p>
+        </w:tc>
+        <w:tc>
+          <w:tcPr>
+            <w:tcW w:w="2693" w:type="dxa"/>
             <w:vAlign w:val="center"/>
           </w:tcPr>
           <w:p>
@@ -8004,13 +8161,13 @@
                 <w:sz w:val="20"/>
                 <w:szCs w:val="20"/>
               </w:rPr>
-              <w:t>{{competencias0}}</w:t>
-            </w:r>
-          </w:p>
-        </w:tc>
-        <w:tc>
-          <w:tcPr>
-            <w:tcW w:w="1337" w:type="dxa"/>
+              <w:t>{{campotematico1}}</w:t>
+            </w:r>
+          </w:p>
+        </w:tc>
+        <w:tc>
+          <w:tcPr>
+            <w:tcW w:w="1560" w:type="dxa"/>
             <w:vAlign w:val="center"/>
           </w:tcPr>
           <w:p>
@@ -8018,7 +8175,7 @@
               <w:autoSpaceDE w:val="0"/>
               <w:autoSpaceDN w:val="0"/>
               <w:adjustRightInd w:val="0"/>
-              <w:jc w:val="center"/>
+              <w:jc w:val="both"/>
               <w:rPr>
                 <w:rFonts w:ascii="Arial Nova Cond" w:hAnsi="Arial Nova Cond" w:cs="Arial"/>
                 <w:color w:val="000000"/>
@@ -8035,7 +8192,38 @@
                 <w:sz w:val="20"/>
                 <w:szCs w:val="20"/>
               </w:rPr>
-              <w:t>{{producto0}}</w:t>
+              <w:t>{{competencias1}}</w:t>
+            </w:r>
+          </w:p>
+        </w:tc>
+        <w:tc>
+          <w:tcPr>
+            <w:tcW w:w="1399" w:type="dxa"/>
+            <w:vAlign w:val="center"/>
+          </w:tcPr>
+          <w:p>
+            <w:pPr>
+              <w:autoSpaceDE w:val="0"/>
+              <w:autoSpaceDN w:val="0"/>
+              <w:adjustRightInd w:val="0"/>
+              <w:jc w:val="both"/>
+              <w:rPr>
+                <w:rFonts w:ascii="Arial Nova Cond" w:hAnsi="Arial Nova Cond" w:cs="Arial"/>
+                <w:color w:val="000000"/>
+                <w:kern w:val="0"/>
+                <w:sz w:val="20"/>
+                <w:szCs w:val="20"/>
+              </w:rPr>
+            </w:pPr>
+            <w:r>
+              <w:rPr>
+                <w:rFonts w:ascii="Arial Nova Cond" w:hAnsi="Arial Nova Cond" w:cs="Arial"/>
+                <w:color w:val="000000"/>
+                <w:kern w:val="0"/>
+                <w:sz w:val="20"/>
+                <w:szCs w:val="20"/>
+              </w:rPr>
+              <w:t>{{producto1}}</w:t>
             </w:r>
           </w:p>
         </w:tc>
@@ -8047,7 +8235,7 @@
         </w:trPr>
         <w:tc>
           <w:tcPr>
-            <w:tcW w:w="875" w:type="dxa"/>
+            <w:tcW w:w="818" w:type="dxa"/>
             <w:vMerge/>
             <w:vAlign w:val="center"/>
           </w:tcPr>
@@ -8075,7 +8263,7 @@
         </w:tc>
         <w:tc>
           <w:tcPr>
-            <w:tcW w:w="1095" w:type="dxa"/>
+            <w:tcW w:w="1018" w:type="dxa"/>
             <w:vAlign w:val="center"/>
           </w:tcPr>
           <w:p>
@@ -8107,39 +8295,13 @@
                 <w:szCs w:val="20"/>
                 <w:lang w:val="es-ES_tradnl"/>
               </w:rPr>
-              <w:t>U 1</w:t>
-            </w:r>
-          </w:p>
-        </w:tc>
-        <w:tc>
-          <w:tcPr>
-            <w:tcW w:w="1726" w:type="dxa"/>
-            <w:vAlign w:val="center"/>
-          </w:tcPr>
-          <w:p>
-            <w:pPr>
-              <w:pStyle w:val="NormalWeb"/>
-              <w:jc w:val="both"/>
-              <w:rPr>
-                <w:rFonts w:ascii="Arial Nova Cond" w:hAnsi="Arial Nova Cond"/>
-                <w:sz w:val="20"/>
-                <w:szCs w:val="20"/>
-              </w:rPr>
-            </w:pPr>
-            <w:r>
-              <w:rPr>
-                <w:rFonts w:ascii="Arial Nova Cond" w:eastAsia="Calibri" w:hAnsi="Arial Nova Cond"/>
-                <w:sz w:val="20"/>
-                <w:szCs w:val="20"/>
-                <w:lang w:val="es-ES_tradnl"/>
-              </w:rPr>
-              <w:t>{{problemapotencialidad1}}</w:t>
-            </w:r>
-          </w:p>
-        </w:tc>
-        <w:tc>
-          <w:tcPr>
-            <w:tcW w:w="6169" w:type="dxa"/>
+              <w:t>U 2</w:t>
+            </w:r>
+          </w:p>
+        </w:tc>
+        <w:tc>
+          <w:tcPr>
+            <w:tcW w:w="5379" w:type="dxa"/>
             <w:vAlign w:val="center"/>
           </w:tcPr>
           <w:p>
@@ -8167,13 +8329,13 @@
                 <w:szCs w:val="20"/>
                 <w:lang w:val="es-ES_tradnl"/>
               </w:rPr>
-              <w:t>{{situacionsignificativa1}}</w:t>
-            </w:r>
-          </w:p>
-        </w:tc>
-        <w:tc>
-          <w:tcPr>
-            <w:tcW w:w="2015" w:type="dxa"/>
+              <w:t>{{situacionsignificativa2}}</w:t>
+            </w:r>
+          </w:p>
+        </w:tc>
+        <w:tc>
+          <w:tcPr>
+            <w:tcW w:w="1984" w:type="dxa"/>
             <w:vAlign w:val="center"/>
           </w:tcPr>
           <w:p>
@@ -8184,7 +8346,7 @@
               <w:jc w:val="center"/>
               <w:rPr>
                 <w:rFonts w:ascii="Arial Nova Cond" w:hAnsi="Arial Nova Cond" w:cs="Arial"/>
-                <w:color w:val="000000" w:themeColor="text1"/>
+                <w:color w:val="000000"/>
                 <w:kern w:val="0"/>
                 <w:sz w:val="20"/>
                 <w:szCs w:val="20"/>
@@ -8198,13 +8360,13 @@
                 <w:sz w:val="20"/>
                 <w:szCs w:val="20"/>
               </w:rPr>
-              <w:t>{{titulosituacionsignificativa1}}</w:t>
-            </w:r>
-          </w:p>
-        </w:tc>
-        <w:tc>
-          <w:tcPr>
-            <w:tcW w:w="1634" w:type="dxa"/>
+              <w:t>{{titulosituacionsignificativa2}}</w:t>
+            </w:r>
+          </w:p>
+        </w:tc>
+        <w:tc>
+          <w:tcPr>
+            <w:tcW w:w="2693" w:type="dxa"/>
             <w:vAlign w:val="center"/>
           </w:tcPr>
           <w:p>
@@ -8229,13 +8391,13 @@
                 <w:sz w:val="20"/>
                 <w:szCs w:val="20"/>
               </w:rPr>
-              <w:t>{{competencias1}}</w:t>
-            </w:r>
-          </w:p>
-        </w:tc>
-        <w:tc>
-          <w:tcPr>
-            <w:tcW w:w="1337" w:type="dxa"/>
+              <w:t>{{campotematico2}}</w:t>
+            </w:r>
+          </w:p>
+        </w:tc>
+        <w:tc>
+          <w:tcPr>
+            <w:tcW w:w="1560" w:type="dxa"/>
             <w:vAlign w:val="center"/>
           </w:tcPr>
           <w:p>
@@ -8243,7 +8405,7 @@
               <w:autoSpaceDE w:val="0"/>
               <w:autoSpaceDN w:val="0"/>
               <w:adjustRightInd w:val="0"/>
-              <w:jc w:val="center"/>
+              <w:jc w:val="both"/>
               <w:rPr>
                 <w:rFonts w:ascii="Arial Nova Cond" w:hAnsi="Arial Nova Cond" w:cs="Arial"/>
                 <w:color w:val="000000"/>
@@ -8260,7 +8422,38 @@
                 <w:sz w:val="20"/>
                 <w:szCs w:val="20"/>
               </w:rPr>
-              <w:t>{{producto1}}</w:t>
+              <w:t>{{competencias2}}</w:t>
+            </w:r>
+          </w:p>
+        </w:tc>
+        <w:tc>
+          <w:tcPr>
+            <w:tcW w:w="1399" w:type="dxa"/>
+            <w:vAlign w:val="center"/>
+          </w:tcPr>
+          <w:p>
+            <w:pPr>
+              <w:autoSpaceDE w:val="0"/>
+              <w:autoSpaceDN w:val="0"/>
+              <w:adjustRightInd w:val="0"/>
+              <w:jc w:val="both"/>
+              <w:rPr>
+                <w:rFonts w:ascii="Arial Nova Cond" w:hAnsi="Arial Nova Cond" w:cs="Arial"/>
+                <w:color w:val="000000"/>
+                <w:kern w:val="0"/>
+                <w:sz w:val="20"/>
+                <w:szCs w:val="20"/>
+              </w:rPr>
+            </w:pPr>
+            <w:r>
+              <w:rPr>
+                <w:rFonts w:ascii="Arial Nova Cond" w:hAnsi="Arial Nova Cond" w:cs="Arial"/>
+                <w:color w:val="000000"/>
+                <w:kern w:val="0"/>
+                <w:sz w:val="20"/>
+                <w:szCs w:val="20"/>
+              </w:rPr>
+              <w:t>{{producto2}}</w:t>
             </w:r>
           </w:p>
         </w:tc>
@@ -8272,8 +8465,8 @@
         </w:trPr>
         <w:tc>
           <w:tcPr>
-            <w:tcW w:w="875" w:type="dxa"/>
-            <w:vMerge/>
+            <w:tcW w:w="818" w:type="dxa"/>
+            <w:vMerge w:val="restart"/>
             <w:vAlign w:val="center"/>
           </w:tcPr>
           <w:p>
@@ -8296,11 +8489,22 @@
                 <w:lang w:val="es-ES_tradnl"/>
               </w:rPr>
             </w:pPr>
-          </w:p>
-        </w:tc>
-        <w:tc>
-          <w:tcPr>
-            <w:tcW w:w="1095" w:type="dxa"/>
+            <w:r>
+              <w:rPr>
+                <w:rFonts w:ascii="Arial Nova Cond" w:eastAsia="Calibri" w:hAnsi="Arial Nova Cond" w:cs="Times New Roman"/>
+                <w:b/>
+                <w:bCs/>
+                <w:sz w:val="20"/>
+                <w:szCs w:val="20"/>
+                <w:lang w:val="es-ES_tradnl"/>
+              </w:rPr>
+              <w:t>II</w:t>
+            </w:r>
+          </w:p>
+        </w:tc>
+        <w:tc>
+          <w:tcPr>
+            <w:tcW w:w="1018" w:type="dxa"/>
             <w:vAlign w:val="center"/>
           </w:tcPr>
           <w:p>
@@ -8332,39 +8536,13 @@
                 <w:szCs w:val="20"/>
                 <w:lang w:val="es-ES_tradnl"/>
               </w:rPr>
-              <w:t>U 2</w:t>
-            </w:r>
-          </w:p>
-        </w:tc>
-        <w:tc>
-          <w:tcPr>
-            <w:tcW w:w="1726" w:type="dxa"/>
-            <w:vAlign w:val="center"/>
-          </w:tcPr>
-          <w:p>
-            <w:pPr>
-              <w:pStyle w:val="NormalWeb"/>
-              <w:jc w:val="both"/>
-              <w:rPr>
-                <w:rFonts w:ascii="Arial Nova Cond" w:eastAsia="Calibri" w:hAnsi="Arial Nova Cond"/>
-                <w:sz w:val="20"/>
-                <w:szCs w:val="20"/>
-              </w:rPr>
-            </w:pPr>
-            <w:r>
-              <w:rPr>
-                <w:rFonts w:ascii="Arial Nova Cond" w:eastAsia="Calibri" w:hAnsi="Arial Nova Cond"/>
-                <w:sz w:val="20"/>
-                <w:szCs w:val="20"/>
-                <w:lang w:val="es-ES_tradnl"/>
-              </w:rPr>
-              <w:t>{{problemapotencialidad2}}</w:t>
-            </w:r>
-          </w:p>
-        </w:tc>
-        <w:tc>
-          <w:tcPr>
-            <w:tcW w:w="6169" w:type="dxa"/>
+              <w:t>U 3</w:t>
+            </w:r>
+          </w:p>
+        </w:tc>
+        <w:tc>
+          <w:tcPr>
+            <w:tcW w:w="5379" w:type="dxa"/>
             <w:vAlign w:val="center"/>
           </w:tcPr>
           <w:p>
@@ -8380,6 +8558,7 @@
               <w:jc w:val="both"/>
               <w:rPr>
                 <w:rFonts w:ascii="Arial Nova Cond" w:eastAsia="Calibri" w:hAnsi="Arial Nova Cond" w:cs="Times New Roman"/>
+                <w:color w:val="000000" w:themeColor="text1"/>
                 <w:sz w:val="20"/>
                 <w:szCs w:val="20"/>
                 <w:lang w:val="es-ES_tradnl"/>
@@ -8392,13 +8571,13 @@
                 <w:szCs w:val="20"/>
                 <w:lang w:val="es-ES_tradnl"/>
               </w:rPr>
-              <w:t>{{situacionsignificativa2}}</w:t>
-            </w:r>
-          </w:p>
-        </w:tc>
-        <w:tc>
-          <w:tcPr>
-            <w:tcW w:w="2015" w:type="dxa"/>
+              <w:t>{{situacionsignificativa3}}</w:t>
+            </w:r>
+          </w:p>
+        </w:tc>
+        <w:tc>
+          <w:tcPr>
+            <w:tcW w:w="1984" w:type="dxa"/>
             <w:vAlign w:val="center"/>
           </w:tcPr>
           <w:p>
@@ -8409,7 +8588,7 @@
               <w:jc w:val="center"/>
               <w:rPr>
                 <w:rFonts w:ascii="Arial Nova Cond" w:hAnsi="Arial Nova Cond" w:cs="Arial"/>
-                <w:color w:val="000000"/>
+                <w:color w:val="215E99" w:themeColor="text2" w:themeTint="BF"/>
                 <w:kern w:val="0"/>
                 <w:sz w:val="20"/>
                 <w:szCs w:val="20"/>
@@ -8423,13 +8602,13 @@
                 <w:sz w:val="20"/>
                 <w:szCs w:val="20"/>
               </w:rPr>
-              <w:t>{{titulosituacionsignificativa2}}</w:t>
-            </w:r>
-          </w:p>
-        </w:tc>
-        <w:tc>
-          <w:tcPr>
-            <w:tcW w:w="1634" w:type="dxa"/>
+              <w:t>{{titulosituacionsignificativa3}}</w:t>
+            </w:r>
+          </w:p>
+        </w:tc>
+        <w:tc>
+          <w:tcPr>
+            <w:tcW w:w="2693" w:type="dxa"/>
             <w:vAlign w:val="center"/>
           </w:tcPr>
           <w:p>
@@ -8454,13 +8633,13 @@
                 <w:sz w:val="20"/>
                 <w:szCs w:val="20"/>
               </w:rPr>
-              <w:t>{{competencias2}}</w:t>
-            </w:r>
-          </w:p>
-        </w:tc>
-        <w:tc>
-          <w:tcPr>
-            <w:tcW w:w="1337" w:type="dxa"/>
+              <w:t>{{campotematico3}}</w:t>
+            </w:r>
+          </w:p>
+        </w:tc>
+        <w:tc>
+          <w:tcPr>
+            <w:tcW w:w="1560" w:type="dxa"/>
             <w:vAlign w:val="center"/>
           </w:tcPr>
           <w:p>
@@ -8468,7 +8647,7 @@
               <w:autoSpaceDE w:val="0"/>
               <w:autoSpaceDN w:val="0"/>
               <w:adjustRightInd w:val="0"/>
-              <w:jc w:val="center"/>
+              <w:jc w:val="both"/>
               <w:rPr>
                 <w:rFonts w:ascii="Arial Nova Cond" w:hAnsi="Arial Nova Cond" w:cs="Arial"/>
                 <w:color w:val="000000"/>
@@ -8485,7 +8664,38 @@
                 <w:sz w:val="20"/>
                 <w:szCs w:val="20"/>
               </w:rPr>
-              <w:t>{{producto2}}</w:t>
+              <w:t>{{competencias3}}</w:t>
+            </w:r>
+          </w:p>
+        </w:tc>
+        <w:tc>
+          <w:tcPr>
+            <w:tcW w:w="1399" w:type="dxa"/>
+            <w:vAlign w:val="center"/>
+          </w:tcPr>
+          <w:p>
+            <w:pPr>
+              <w:autoSpaceDE w:val="0"/>
+              <w:autoSpaceDN w:val="0"/>
+              <w:adjustRightInd w:val="0"/>
+              <w:jc w:val="both"/>
+              <w:rPr>
+                <w:rFonts w:ascii="Arial Nova Cond" w:hAnsi="Arial Nova Cond" w:cs="Arial"/>
+                <w:color w:val="000000"/>
+                <w:kern w:val="0"/>
+                <w:sz w:val="20"/>
+                <w:szCs w:val="20"/>
+              </w:rPr>
+            </w:pPr>
+            <w:r>
+              <w:rPr>
+                <w:rFonts w:ascii="Arial Nova Cond" w:hAnsi="Arial Nova Cond" w:cs="Arial"/>
+                <w:color w:val="000000"/>
+                <w:kern w:val="0"/>
+                <w:sz w:val="20"/>
+                <w:szCs w:val="20"/>
+              </w:rPr>
+              <w:t>{{producto3}}</w:t>
             </w:r>
           </w:p>
         </w:tc>
@@ -8497,8 +8707,8 @@
         </w:trPr>
         <w:tc>
           <w:tcPr>
-            <w:tcW w:w="875" w:type="dxa"/>
-            <w:vMerge w:val="restart"/>
+            <w:tcW w:w="818" w:type="dxa"/>
+            <w:vMerge/>
             <w:vAlign w:val="center"/>
           </w:tcPr>
           <w:p>
@@ -8521,22 +8731,11 @@
                 <w:lang w:val="es-ES_tradnl"/>
               </w:rPr>
             </w:pPr>
-            <w:r>
-              <w:rPr>
-                <w:rFonts w:ascii="Arial Nova Cond" w:eastAsia="Calibri" w:hAnsi="Arial Nova Cond" w:cs="Times New Roman"/>
-                <w:b/>
-                <w:bCs/>
-                <w:sz w:val="20"/>
-                <w:szCs w:val="20"/>
-                <w:lang w:val="es-ES_tradnl"/>
-              </w:rPr>
-              <w:t>II</w:t>
-            </w:r>
-          </w:p>
-        </w:tc>
-        <w:tc>
-          <w:tcPr>
-            <w:tcW w:w="1095" w:type="dxa"/>
+          </w:p>
+        </w:tc>
+        <w:tc>
+          <w:tcPr>
+            <w:tcW w:w="1018" w:type="dxa"/>
             <w:vAlign w:val="center"/>
           </w:tcPr>
           <w:p>
@@ -8568,39 +8767,13 @@
                 <w:szCs w:val="20"/>
                 <w:lang w:val="es-ES_tradnl"/>
               </w:rPr>
-              <w:t>U 3</w:t>
-            </w:r>
-          </w:p>
-        </w:tc>
-        <w:tc>
-          <w:tcPr>
-            <w:tcW w:w="1726" w:type="dxa"/>
-            <w:vAlign w:val="center"/>
-          </w:tcPr>
-          <w:p>
-            <w:pPr>
-              <w:pStyle w:val="Sinespaciado"/>
-              <w:jc w:val="both"/>
-              <w:rPr>
-                <w:rFonts w:ascii="Arial Nova Cond" w:eastAsia="Times New Roman" w:hAnsi="Arial Nova Cond" w:cs="Times New Roman"/>
-                <w:sz w:val="20"/>
-                <w:szCs w:val="20"/>
-              </w:rPr>
-            </w:pPr>
-            <w:r>
-              <w:rPr>
-                <w:rFonts w:ascii="Arial Nova Cond" w:eastAsia="Calibri" w:hAnsi="Arial Nova Cond" w:cs="Times New Roman"/>
-                <w:sz w:val="20"/>
-                <w:szCs w:val="20"/>
-                <w:lang w:val="es-ES_tradnl"/>
-              </w:rPr>
-              <w:t>{{problemapotencialidad3}}</w:t>
-            </w:r>
-          </w:p>
-        </w:tc>
-        <w:tc>
-          <w:tcPr>
-            <w:tcW w:w="6169" w:type="dxa"/>
+              <w:t>U 4</w:t>
+            </w:r>
+          </w:p>
+        </w:tc>
+        <w:tc>
+          <w:tcPr>
+            <w:tcW w:w="5379" w:type="dxa"/>
             <w:vAlign w:val="center"/>
           </w:tcPr>
           <w:p>
@@ -8629,13 +8802,13 @@
                 <w:szCs w:val="20"/>
                 <w:lang w:val="es-ES_tradnl"/>
               </w:rPr>
-              <w:t>{{situacionsignificativa3}}</w:t>
-            </w:r>
-          </w:p>
-        </w:tc>
-        <w:tc>
-          <w:tcPr>
-            <w:tcW w:w="2015" w:type="dxa"/>
+              <w:t>{{situacionsignificativa4}}</w:t>
+            </w:r>
+          </w:p>
+        </w:tc>
+        <w:tc>
+          <w:tcPr>
+            <w:tcW w:w="1984" w:type="dxa"/>
             <w:vAlign w:val="center"/>
           </w:tcPr>
           <w:p>
@@ -8646,7 +8819,7 @@
               <w:jc w:val="center"/>
               <w:rPr>
                 <w:rFonts w:ascii="Arial Nova Cond" w:hAnsi="Arial Nova Cond" w:cs="Arial"/>
-                <w:color w:val="215E99" w:themeColor="text2" w:themeTint="BF"/>
+                <w:color w:val="000000" w:themeColor="text1"/>
                 <w:kern w:val="0"/>
                 <w:sz w:val="20"/>
                 <w:szCs w:val="20"/>
@@ -8660,13 +8833,13 @@
                 <w:sz w:val="20"/>
                 <w:szCs w:val="20"/>
               </w:rPr>
-              <w:t>{{titulosituacionsignificativa3}}</w:t>
-            </w:r>
-          </w:p>
-        </w:tc>
-        <w:tc>
-          <w:tcPr>
-            <w:tcW w:w="1634" w:type="dxa"/>
+              <w:t>{{titulosituacionsignificativa4}}</w:t>
+            </w:r>
+          </w:p>
+        </w:tc>
+        <w:tc>
+          <w:tcPr>
+            <w:tcW w:w="2693" w:type="dxa"/>
             <w:vAlign w:val="center"/>
           </w:tcPr>
           <w:p>
@@ -8691,13 +8864,13 @@
                 <w:sz w:val="20"/>
                 <w:szCs w:val="20"/>
               </w:rPr>
-              <w:t>{{competencias3}}</w:t>
-            </w:r>
-          </w:p>
-        </w:tc>
-        <w:tc>
-          <w:tcPr>
-            <w:tcW w:w="1337" w:type="dxa"/>
+              <w:t>{{campotematico4}}</w:t>
+            </w:r>
+          </w:p>
+        </w:tc>
+        <w:tc>
+          <w:tcPr>
+            <w:tcW w:w="1560" w:type="dxa"/>
             <w:vAlign w:val="center"/>
           </w:tcPr>
           <w:p>
@@ -8705,7 +8878,7 @@
               <w:autoSpaceDE w:val="0"/>
               <w:autoSpaceDN w:val="0"/>
               <w:adjustRightInd w:val="0"/>
-              <w:jc w:val="center"/>
+              <w:jc w:val="both"/>
               <w:rPr>
                 <w:rFonts w:ascii="Arial Nova Cond" w:hAnsi="Arial Nova Cond" w:cs="Arial"/>
                 <w:color w:val="000000"/>
@@ -8722,7 +8895,38 @@
                 <w:sz w:val="20"/>
                 <w:szCs w:val="20"/>
               </w:rPr>
-              <w:t>{{producto3}}</w:t>
+              <w:t>{{competencias4}}</w:t>
+            </w:r>
+          </w:p>
+        </w:tc>
+        <w:tc>
+          <w:tcPr>
+            <w:tcW w:w="1399" w:type="dxa"/>
+            <w:vAlign w:val="center"/>
+          </w:tcPr>
+          <w:p>
+            <w:pPr>
+              <w:autoSpaceDE w:val="0"/>
+              <w:autoSpaceDN w:val="0"/>
+              <w:adjustRightInd w:val="0"/>
+              <w:jc w:val="both"/>
+              <w:rPr>
+                <w:rFonts w:ascii="Arial Nova Cond" w:hAnsi="Arial Nova Cond" w:cs="Arial"/>
+                <w:color w:val="000000"/>
+                <w:kern w:val="0"/>
+                <w:sz w:val="20"/>
+                <w:szCs w:val="20"/>
+              </w:rPr>
+            </w:pPr>
+            <w:r>
+              <w:rPr>
+                <w:rFonts w:ascii="Arial Nova Cond" w:hAnsi="Arial Nova Cond" w:cs="Arial"/>
+                <w:color w:val="000000"/>
+                <w:kern w:val="0"/>
+                <w:sz w:val="20"/>
+                <w:szCs w:val="20"/>
+              </w:rPr>
+              <w:t>{{producto4}}</w:t>
             </w:r>
           </w:p>
         </w:tc>
@@ -8734,8 +8938,8 @@
         </w:trPr>
         <w:tc>
           <w:tcPr>
-            <w:tcW w:w="875" w:type="dxa"/>
-            <w:vMerge/>
+            <w:tcW w:w="818" w:type="dxa"/>
+            <w:vMerge w:val="restart"/>
             <w:vAlign w:val="center"/>
           </w:tcPr>
           <w:p>
@@ -8758,11 +8962,22 @@
                 <w:lang w:val="es-ES_tradnl"/>
               </w:rPr>
             </w:pPr>
-          </w:p>
-        </w:tc>
-        <w:tc>
-          <w:tcPr>
-            <w:tcW w:w="1095" w:type="dxa"/>
+            <w:r>
+              <w:rPr>
+                <w:rFonts w:ascii="Arial Nova Cond" w:eastAsia="Calibri" w:hAnsi="Arial Nova Cond" w:cs="Times New Roman"/>
+                <w:b/>
+                <w:bCs/>
+                <w:sz w:val="20"/>
+                <w:szCs w:val="20"/>
+                <w:lang w:val="es-ES_tradnl"/>
+              </w:rPr>
+              <w:t>III</w:t>
+            </w:r>
+          </w:p>
+        </w:tc>
+        <w:tc>
+          <w:tcPr>
+            <w:tcW w:w="1018" w:type="dxa"/>
             <w:vAlign w:val="center"/>
           </w:tcPr>
           <w:p>
@@ -8794,39 +9009,13 @@
                 <w:szCs w:val="20"/>
                 <w:lang w:val="es-ES_tradnl"/>
               </w:rPr>
-              <w:t>U 4</w:t>
-            </w:r>
-          </w:p>
-        </w:tc>
-        <w:tc>
-          <w:tcPr>
-            <w:tcW w:w="1726" w:type="dxa"/>
-            <w:vAlign w:val="center"/>
-          </w:tcPr>
-          <w:p>
-            <w:pPr>
-              <w:pStyle w:val="Sinespaciado"/>
-              <w:jc w:val="both"/>
-              <w:rPr>
-                <w:rFonts w:ascii="Arial Nova Cond" w:hAnsi="Arial Nova Cond"/>
-                <w:sz w:val="20"/>
-                <w:szCs w:val="20"/>
-              </w:rPr>
-            </w:pPr>
-            <w:r>
-              <w:rPr>
-                <w:rFonts w:ascii="Arial Nova Cond" w:eastAsia="Calibri" w:hAnsi="Arial Nova Cond" w:cs="Times New Roman"/>
-                <w:sz w:val="20"/>
-                <w:szCs w:val="20"/>
-                <w:lang w:val="es-ES_tradnl"/>
-              </w:rPr>
-              <w:t>{{problemapotencialidad4}}</w:t>
-            </w:r>
-          </w:p>
-        </w:tc>
-        <w:tc>
-          <w:tcPr>
-            <w:tcW w:w="6169" w:type="dxa"/>
+              <w:t>U 5</w:t>
+            </w:r>
+          </w:p>
+        </w:tc>
+        <w:tc>
+          <w:tcPr>
+            <w:tcW w:w="5379" w:type="dxa"/>
             <w:vAlign w:val="center"/>
           </w:tcPr>
           <w:p>
@@ -8855,13 +9044,13 @@
                 <w:szCs w:val="20"/>
                 <w:lang w:val="es-ES_tradnl"/>
               </w:rPr>
-              <w:t>{{situacionsignificativa4}}</w:t>
-            </w:r>
-          </w:p>
-        </w:tc>
-        <w:tc>
-          <w:tcPr>
-            <w:tcW w:w="2015" w:type="dxa"/>
+              <w:t xml:space="preserve">{{situacionsignificativa5}} </w:t>
+            </w:r>
+          </w:p>
+        </w:tc>
+        <w:tc>
+          <w:tcPr>
+            <w:tcW w:w="1984" w:type="dxa"/>
             <w:vAlign w:val="center"/>
           </w:tcPr>
           <w:p>
@@ -8886,13 +9075,13 @@
                 <w:sz w:val="20"/>
                 <w:szCs w:val="20"/>
               </w:rPr>
-              <w:t>{{titulosituacionsignificativa4}}</w:t>
-            </w:r>
-          </w:p>
-        </w:tc>
-        <w:tc>
-          <w:tcPr>
-            <w:tcW w:w="1634" w:type="dxa"/>
+              <w:t>{{titulosituacionsignificativa5}}</w:t>
+            </w:r>
+          </w:p>
+        </w:tc>
+        <w:tc>
+          <w:tcPr>
+            <w:tcW w:w="2693" w:type="dxa"/>
             <w:vAlign w:val="center"/>
           </w:tcPr>
           <w:p>
@@ -8917,13 +9106,13 @@
                 <w:sz w:val="20"/>
                 <w:szCs w:val="20"/>
               </w:rPr>
-              <w:t>{{competencias4}}</w:t>
-            </w:r>
-          </w:p>
-        </w:tc>
-        <w:tc>
-          <w:tcPr>
-            <w:tcW w:w="1337" w:type="dxa"/>
+              <w:t>{{campotematico5}}</w:t>
+            </w:r>
+          </w:p>
+        </w:tc>
+        <w:tc>
+          <w:tcPr>
+            <w:tcW w:w="1560" w:type="dxa"/>
             <w:vAlign w:val="center"/>
           </w:tcPr>
           <w:p>
@@ -8931,7 +9120,7 @@
               <w:autoSpaceDE w:val="0"/>
               <w:autoSpaceDN w:val="0"/>
               <w:adjustRightInd w:val="0"/>
-              <w:jc w:val="center"/>
+              <w:jc w:val="both"/>
               <w:rPr>
                 <w:rFonts w:ascii="Arial Nova Cond" w:hAnsi="Arial Nova Cond" w:cs="Arial"/>
                 <w:color w:val="000000"/>
@@ -8948,7 +9137,38 @@
                 <w:sz w:val="20"/>
                 <w:szCs w:val="20"/>
               </w:rPr>
-              <w:t>{{producto4}}</w:t>
+              <w:t>{{competencias5}}</w:t>
+            </w:r>
+          </w:p>
+        </w:tc>
+        <w:tc>
+          <w:tcPr>
+            <w:tcW w:w="1399" w:type="dxa"/>
+            <w:vAlign w:val="center"/>
+          </w:tcPr>
+          <w:p>
+            <w:pPr>
+              <w:autoSpaceDE w:val="0"/>
+              <w:autoSpaceDN w:val="0"/>
+              <w:adjustRightInd w:val="0"/>
+              <w:jc w:val="both"/>
+              <w:rPr>
+                <w:rFonts w:ascii="Arial Nova Cond" w:hAnsi="Arial Nova Cond" w:cs="Arial"/>
+                <w:color w:val="000000"/>
+                <w:kern w:val="0"/>
+                <w:sz w:val="20"/>
+                <w:szCs w:val="20"/>
+              </w:rPr>
+            </w:pPr>
+            <w:r>
+              <w:rPr>
+                <w:rFonts w:ascii="Arial Nova Cond" w:hAnsi="Arial Nova Cond" w:cs="Arial"/>
+                <w:color w:val="000000"/>
+                <w:kern w:val="0"/>
+                <w:sz w:val="20"/>
+                <w:szCs w:val="20"/>
+              </w:rPr>
+              <w:t>{{producto5}}</w:t>
             </w:r>
           </w:p>
         </w:tc>
@@ -8960,8 +9180,8 @@
         </w:trPr>
         <w:tc>
           <w:tcPr>
-            <w:tcW w:w="875" w:type="dxa"/>
-            <w:vMerge w:val="restart"/>
+            <w:tcW w:w="818" w:type="dxa"/>
+            <w:vMerge/>
             <w:vAlign w:val="center"/>
           </w:tcPr>
           <w:p>
@@ -8984,22 +9204,11 @@
                 <w:lang w:val="es-ES_tradnl"/>
               </w:rPr>
             </w:pPr>
-            <w:r>
-              <w:rPr>
-                <w:rFonts w:ascii="Arial Nova Cond" w:eastAsia="Calibri" w:hAnsi="Arial Nova Cond" w:cs="Times New Roman"/>
-                <w:b/>
-                <w:bCs/>
-                <w:sz w:val="20"/>
-                <w:szCs w:val="20"/>
-                <w:lang w:val="es-ES_tradnl"/>
-              </w:rPr>
-              <w:t>III</w:t>
-            </w:r>
-          </w:p>
-        </w:tc>
-        <w:tc>
-          <w:tcPr>
-            <w:tcW w:w="1095" w:type="dxa"/>
+          </w:p>
+        </w:tc>
+        <w:tc>
+          <w:tcPr>
+            <w:tcW w:w="1018" w:type="dxa"/>
             <w:vAlign w:val="center"/>
           </w:tcPr>
           <w:p>
@@ -9031,40 +9240,13 @@
                 <w:szCs w:val="20"/>
                 <w:lang w:val="es-ES_tradnl"/>
               </w:rPr>
-              <w:t>U 5</w:t>
-            </w:r>
-          </w:p>
-        </w:tc>
-        <w:tc>
-          <w:tcPr>
-            <w:tcW w:w="1726" w:type="dxa"/>
-            <w:vAlign w:val="center"/>
-          </w:tcPr>
-          <w:p>
-            <w:pPr>
-              <w:pStyle w:val="Sinespaciado"/>
-              <w:jc w:val="both"/>
-              <w:rPr>
-                <w:rFonts w:ascii="Arial Nova Cond" w:hAnsi="Arial Nova Cond"/>
-                <w:color w:val="000000" w:themeColor="text1"/>
-                <w:sz w:val="20"/>
-                <w:szCs w:val="20"/>
-              </w:rPr>
-            </w:pPr>
-            <w:r>
-              <w:rPr>
-                <w:rFonts w:ascii="Arial Nova Cond" w:eastAsia="Calibri" w:hAnsi="Arial Nova Cond" w:cs="Times New Roman"/>
-                <w:sz w:val="20"/>
-                <w:szCs w:val="20"/>
-                <w:lang w:val="es-ES_tradnl"/>
-              </w:rPr>
-              <w:t>{{problemapotencialidad5}}</w:t>
-            </w:r>
-          </w:p>
-        </w:tc>
-        <w:tc>
-          <w:tcPr>
-            <w:tcW w:w="6169" w:type="dxa"/>
+              <w:t>U 6</w:t>
+            </w:r>
+          </w:p>
+        </w:tc>
+        <w:tc>
+          <w:tcPr>
+            <w:tcW w:w="5379" w:type="dxa"/>
             <w:vAlign w:val="center"/>
           </w:tcPr>
           <w:p>
@@ -9080,7 +9262,6 @@
               <w:jc w:val="both"/>
               <w:rPr>
                 <w:rFonts w:ascii="Arial Nova Cond" w:eastAsia="Calibri" w:hAnsi="Arial Nova Cond" w:cs="Times New Roman"/>
-                <w:color w:val="000000" w:themeColor="text1"/>
                 <w:sz w:val="20"/>
                 <w:szCs w:val="20"/>
                 <w:lang w:val="es-ES_tradnl"/>
@@ -9093,13 +9274,13 @@
                 <w:szCs w:val="20"/>
                 <w:lang w:val="es-ES_tradnl"/>
               </w:rPr>
-              <w:t>{{situacionsignificativa5}}</w:t>
-            </w:r>
-          </w:p>
-        </w:tc>
-        <w:tc>
-          <w:tcPr>
-            <w:tcW w:w="2015" w:type="dxa"/>
+              <w:t>{{situacionsignificativa6}}</w:t>
+            </w:r>
+          </w:p>
+        </w:tc>
+        <w:tc>
+          <w:tcPr>
+            <w:tcW w:w="1984" w:type="dxa"/>
             <w:vAlign w:val="center"/>
           </w:tcPr>
           <w:p>
@@ -9110,7 +9291,7 @@
               <w:jc w:val="center"/>
               <w:rPr>
                 <w:rFonts w:ascii="Arial Nova Cond" w:hAnsi="Arial Nova Cond" w:cs="Arial"/>
-                <w:color w:val="000000" w:themeColor="text1"/>
+                <w:color w:val="0070C0"/>
                 <w:kern w:val="0"/>
                 <w:sz w:val="20"/>
                 <w:szCs w:val="20"/>
@@ -9124,13 +9305,13 @@
                 <w:sz w:val="20"/>
                 <w:szCs w:val="20"/>
               </w:rPr>
-              <w:t>{{titulosituacionsignificativa5}}</w:t>
-            </w:r>
-          </w:p>
-        </w:tc>
-        <w:tc>
-          <w:tcPr>
-            <w:tcW w:w="1634" w:type="dxa"/>
+              <w:t>{{titulosituacionsignificativa6}}</w:t>
+            </w:r>
+          </w:p>
+        </w:tc>
+        <w:tc>
+          <w:tcPr>
+            <w:tcW w:w="2693" w:type="dxa"/>
             <w:vAlign w:val="center"/>
           </w:tcPr>
           <w:p>
@@ -9155,13 +9336,13 @@
                 <w:sz w:val="20"/>
                 <w:szCs w:val="20"/>
               </w:rPr>
-              <w:t>{{competencias5}}</w:t>
-            </w:r>
-          </w:p>
-        </w:tc>
-        <w:tc>
-          <w:tcPr>
-            <w:tcW w:w="1337" w:type="dxa"/>
+              <w:t>{{campotematico6}}</w:t>
+            </w:r>
+          </w:p>
+        </w:tc>
+        <w:tc>
+          <w:tcPr>
+            <w:tcW w:w="1560" w:type="dxa"/>
             <w:vAlign w:val="center"/>
           </w:tcPr>
           <w:p>
@@ -9169,7 +9350,7 @@
               <w:autoSpaceDE w:val="0"/>
               <w:autoSpaceDN w:val="0"/>
               <w:adjustRightInd w:val="0"/>
-              <w:jc w:val="center"/>
+              <w:jc w:val="both"/>
               <w:rPr>
                 <w:rFonts w:ascii="Arial Nova Cond" w:hAnsi="Arial Nova Cond" w:cs="Arial"/>
                 <w:color w:val="000000"/>
@@ -9186,7 +9367,38 @@
                 <w:sz w:val="20"/>
                 <w:szCs w:val="20"/>
               </w:rPr>
-              <w:t>{{producto5}}</w:t>
+              <w:t>{{competencias6}}</w:t>
+            </w:r>
+          </w:p>
+        </w:tc>
+        <w:tc>
+          <w:tcPr>
+            <w:tcW w:w="1399" w:type="dxa"/>
+            <w:vAlign w:val="center"/>
+          </w:tcPr>
+          <w:p>
+            <w:pPr>
+              <w:autoSpaceDE w:val="0"/>
+              <w:autoSpaceDN w:val="0"/>
+              <w:adjustRightInd w:val="0"/>
+              <w:jc w:val="both"/>
+              <w:rPr>
+                <w:rFonts w:ascii="Arial Nova Cond" w:hAnsi="Arial Nova Cond" w:cs="Arial"/>
+                <w:color w:val="000000"/>
+                <w:kern w:val="0"/>
+                <w:sz w:val="20"/>
+                <w:szCs w:val="20"/>
+              </w:rPr>
+            </w:pPr>
+            <w:r>
+              <w:rPr>
+                <w:rFonts w:ascii="Arial Nova Cond" w:hAnsi="Arial Nova Cond" w:cs="Arial"/>
+                <w:color w:val="000000"/>
+                <w:kern w:val="0"/>
+                <w:sz w:val="20"/>
+                <w:szCs w:val="20"/>
+              </w:rPr>
+              <w:t>{{producto6}}</w:t>
             </w:r>
           </w:p>
         </w:tc>
@@ -9198,8 +9410,8 @@
         </w:trPr>
         <w:tc>
           <w:tcPr>
-            <w:tcW w:w="875" w:type="dxa"/>
-            <w:vMerge/>
+            <w:tcW w:w="818" w:type="dxa"/>
+            <w:vMerge w:val="restart"/>
             <w:vAlign w:val="center"/>
           </w:tcPr>
           <w:p>
@@ -9222,11 +9434,22 @@
                 <w:lang w:val="es-ES_tradnl"/>
               </w:rPr>
             </w:pPr>
-          </w:p>
-        </w:tc>
-        <w:tc>
-          <w:tcPr>
-            <w:tcW w:w="1095" w:type="dxa"/>
+            <w:r>
+              <w:rPr>
+                <w:rFonts w:ascii="Arial Nova Cond" w:eastAsia="Calibri" w:hAnsi="Arial Nova Cond" w:cs="Times New Roman"/>
+                <w:b/>
+                <w:bCs/>
+                <w:sz w:val="20"/>
+                <w:szCs w:val="20"/>
+                <w:lang w:val="es-ES_tradnl"/>
+              </w:rPr>
+              <w:t>IV</w:t>
+            </w:r>
+          </w:p>
+        </w:tc>
+        <w:tc>
+          <w:tcPr>
+            <w:tcW w:w="1018" w:type="dxa"/>
             <w:vAlign w:val="center"/>
           </w:tcPr>
           <w:p>
@@ -9258,39 +9481,13 @@
                 <w:szCs w:val="20"/>
                 <w:lang w:val="es-ES_tradnl"/>
               </w:rPr>
-              <w:t>U 6</w:t>
-            </w:r>
-          </w:p>
-        </w:tc>
-        <w:tc>
-          <w:tcPr>
-            <w:tcW w:w="1726" w:type="dxa"/>
-            <w:vAlign w:val="center"/>
-          </w:tcPr>
-          <w:p>
-            <w:pPr>
-              <w:pStyle w:val="Sinespaciado"/>
-              <w:jc w:val="both"/>
-              <w:rPr>
-                <w:rFonts w:ascii="Arial Nova Cond" w:hAnsi="Arial Nova Cond"/>
-                <w:sz w:val="20"/>
-                <w:szCs w:val="20"/>
-              </w:rPr>
-            </w:pPr>
-            <w:r>
-              <w:rPr>
-                <w:rFonts w:ascii="Arial Nova Cond" w:eastAsia="Calibri" w:hAnsi="Arial Nova Cond" w:cs="Times New Roman"/>
-                <w:sz w:val="20"/>
-                <w:szCs w:val="20"/>
-                <w:lang w:val="es-ES_tradnl"/>
-              </w:rPr>
-              <w:t>{{problemapotencialidad6}}</w:t>
-            </w:r>
-          </w:p>
-        </w:tc>
-        <w:tc>
-          <w:tcPr>
-            <w:tcW w:w="6169" w:type="dxa"/>
+              <w:t>U 7</w:t>
+            </w:r>
+          </w:p>
+        </w:tc>
+        <w:tc>
+          <w:tcPr>
+            <w:tcW w:w="5379" w:type="dxa"/>
             <w:vAlign w:val="center"/>
           </w:tcPr>
           <w:p>
@@ -9305,26 +9502,26 @@
               <w:ind w:left="0"/>
               <w:jc w:val="both"/>
               <w:rPr>
+                <w:rFonts w:ascii="Arial Nova Cond" w:hAnsi="Arial Nova Cond"/>
+                <w:color w:val="000000" w:themeColor="text1"/>
+                <w:sz w:val="20"/>
+                <w:szCs w:val="20"/>
+              </w:rPr>
+            </w:pPr>
+            <w:r>
+              <w:rPr>
                 <w:rFonts w:ascii="Arial Nova Cond" w:eastAsia="Calibri" w:hAnsi="Arial Nova Cond" w:cs="Times New Roman"/>
                 <w:sz w:val="20"/>
                 <w:szCs w:val="20"/>
                 <w:lang w:val="es-ES_tradnl"/>
               </w:rPr>
-            </w:pPr>
-            <w:r>
-              <w:rPr>
-                <w:rFonts w:ascii="Arial Nova Cond" w:eastAsia="Calibri" w:hAnsi="Arial Nova Cond" w:cs="Times New Roman"/>
-                <w:sz w:val="20"/>
-                <w:szCs w:val="20"/>
-                <w:lang w:val="es-ES_tradnl"/>
-              </w:rPr>
-              <w:t>{{situacionsignificativa6}}</w:t>
-            </w:r>
-          </w:p>
-        </w:tc>
-        <w:tc>
-          <w:tcPr>
-            <w:tcW w:w="2015" w:type="dxa"/>
+              <w:t>{{situacionsignificativa7}}</w:t>
+            </w:r>
+          </w:p>
+        </w:tc>
+        <w:tc>
+          <w:tcPr>
+            <w:tcW w:w="1984" w:type="dxa"/>
             <w:vAlign w:val="center"/>
           </w:tcPr>
           <w:p>
@@ -9335,7 +9532,7 @@
               <w:jc w:val="center"/>
               <w:rPr>
                 <w:rFonts w:ascii="Arial Nova Cond" w:hAnsi="Arial Nova Cond" w:cs="Arial"/>
-                <w:color w:val="0070C0"/>
+                <w:color w:val="000000" w:themeColor="text1"/>
                 <w:kern w:val="0"/>
                 <w:sz w:val="20"/>
                 <w:szCs w:val="20"/>
@@ -9349,13 +9546,13 @@
                 <w:sz w:val="20"/>
                 <w:szCs w:val="20"/>
               </w:rPr>
-              <w:t>{{titulosituacionsignificativa6}}</w:t>
-            </w:r>
-          </w:p>
-        </w:tc>
-        <w:tc>
-          <w:tcPr>
-            <w:tcW w:w="1634" w:type="dxa"/>
+              <w:t>{{titulosituacionsignificativa7}}</w:t>
+            </w:r>
+          </w:p>
+        </w:tc>
+        <w:tc>
+          <w:tcPr>
+            <w:tcW w:w="2693" w:type="dxa"/>
             <w:vAlign w:val="center"/>
           </w:tcPr>
           <w:p>
@@ -9380,13 +9577,13 @@
                 <w:sz w:val="20"/>
                 <w:szCs w:val="20"/>
               </w:rPr>
-              <w:t>{{competencias6}}</w:t>
-            </w:r>
-          </w:p>
-        </w:tc>
-        <w:tc>
-          <w:tcPr>
-            <w:tcW w:w="1337" w:type="dxa"/>
+              <w:t>{{campotematico7}}</w:t>
+            </w:r>
+          </w:p>
+        </w:tc>
+        <w:tc>
+          <w:tcPr>
+            <w:tcW w:w="1560" w:type="dxa"/>
             <w:vAlign w:val="center"/>
           </w:tcPr>
           <w:p>
@@ -9394,7 +9591,7 @@
               <w:autoSpaceDE w:val="0"/>
               <w:autoSpaceDN w:val="0"/>
               <w:adjustRightInd w:val="0"/>
-              <w:jc w:val="center"/>
+              <w:jc w:val="both"/>
               <w:rPr>
                 <w:rFonts w:ascii="Arial Nova Cond" w:hAnsi="Arial Nova Cond" w:cs="Arial"/>
                 <w:color w:val="000000"/>
@@ -9411,7 +9608,38 @@
                 <w:sz w:val="20"/>
                 <w:szCs w:val="20"/>
               </w:rPr>
-              <w:t>{{producto6}}</w:t>
+              <w:t>{{competencias7}}</w:t>
+            </w:r>
+          </w:p>
+        </w:tc>
+        <w:tc>
+          <w:tcPr>
+            <w:tcW w:w="1399" w:type="dxa"/>
+            <w:vAlign w:val="center"/>
+          </w:tcPr>
+          <w:p>
+            <w:pPr>
+              <w:autoSpaceDE w:val="0"/>
+              <w:autoSpaceDN w:val="0"/>
+              <w:adjustRightInd w:val="0"/>
+              <w:jc w:val="both"/>
+              <w:rPr>
+                <w:rFonts w:ascii="Arial Nova Cond" w:hAnsi="Arial Nova Cond" w:cs="Arial"/>
+                <w:color w:val="000000"/>
+                <w:kern w:val="0"/>
+                <w:sz w:val="20"/>
+                <w:szCs w:val="20"/>
+              </w:rPr>
+            </w:pPr>
+            <w:r>
+              <w:rPr>
+                <w:rFonts w:ascii="Arial Nova Cond" w:hAnsi="Arial Nova Cond" w:cs="Arial"/>
+                <w:color w:val="000000"/>
+                <w:kern w:val="0"/>
+                <w:sz w:val="20"/>
+                <w:szCs w:val="20"/>
+              </w:rPr>
+              <w:t>{{producto7}}</w:t>
             </w:r>
           </w:p>
         </w:tc>
@@ -9423,8 +9651,8 @@
         </w:trPr>
         <w:tc>
           <w:tcPr>
-            <w:tcW w:w="875" w:type="dxa"/>
-            <w:vMerge w:val="restart"/>
+            <w:tcW w:w="818" w:type="dxa"/>
+            <w:vMerge/>
             <w:vAlign w:val="center"/>
           </w:tcPr>
           <w:p>
@@ -9447,22 +9675,11 @@
                 <w:lang w:val="es-ES_tradnl"/>
               </w:rPr>
             </w:pPr>
-            <w:r>
-              <w:rPr>
-                <w:rFonts w:ascii="Arial Nova Cond" w:eastAsia="Calibri" w:hAnsi="Arial Nova Cond" w:cs="Times New Roman"/>
-                <w:b/>
-                <w:bCs/>
-                <w:sz w:val="20"/>
-                <w:szCs w:val="20"/>
-                <w:lang w:val="es-ES_tradnl"/>
-              </w:rPr>
-              <w:t>IV</w:t>
-            </w:r>
-          </w:p>
-        </w:tc>
-        <w:tc>
-          <w:tcPr>
-            <w:tcW w:w="1095" w:type="dxa"/>
+          </w:p>
+        </w:tc>
+        <w:tc>
+          <w:tcPr>
+            <w:tcW w:w="1018" w:type="dxa"/>
             <w:vAlign w:val="center"/>
           </w:tcPr>
           <w:p>
@@ -9494,13 +9711,13 @@
                 <w:szCs w:val="20"/>
                 <w:lang w:val="es-ES_tradnl"/>
               </w:rPr>
-              <w:t>U 7</w:t>
-            </w:r>
-          </w:p>
-        </w:tc>
-        <w:tc>
-          <w:tcPr>
-            <w:tcW w:w="1726" w:type="dxa"/>
+              <w:t>U 8</w:t>
+            </w:r>
+          </w:p>
+        </w:tc>
+        <w:tc>
+          <w:tcPr>
+            <w:tcW w:w="5379" w:type="dxa"/>
             <w:vAlign w:val="center"/>
           </w:tcPr>
           <w:p>
@@ -9513,6 +9730,7 @@
               </w:tabs>
               <w:spacing w:line="276" w:lineRule="auto"/>
               <w:ind w:left="0"/>
+              <w:jc w:val="both"/>
               <w:rPr>
                 <w:rFonts w:ascii="Arial Nova Cond" w:eastAsia="Calibri" w:hAnsi="Arial Nova Cond" w:cs="Times New Roman"/>
                 <w:color w:val="000000" w:themeColor="text1"/>
@@ -9528,47 +9746,13 @@
                 <w:szCs w:val="20"/>
                 <w:lang w:val="es-ES_tradnl"/>
               </w:rPr>
-              <w:t>{{problemapotencialidad7}}</w:t>
-            </w:r>
-          </w:p>
-        </w:tc>
-        <w:tc>
-          <w:tcPr>
-            <w:tcW w:w="6169" w:type="dxa"/>
-            <w:vAlign w:val="center"/>
-          </w:tcPr>
-          <w:p>
-            <w:pPr>
-              <w:pStyle w:val="Prrafodelista"/>
-              <w:tabs>
-                <w:tab w:val="left" w:pos="0"/>
-                <w:tab w:val="left" w:pos="142"/>
-                <w:tab w:val="left" w:pos="284"/>
-              </w:tabs>
-              <w:spacing w:line="276" w:lineRule="auto"/>
-              <w:ind w:left="0"/>
-              <w:jc w:val="both"/>
-              <w:rPr>
-                <w:rFonts w:ascii="Arial Nova Cond" w:hAnsi="Arial Nova Cond"/>
-                <w:color w:val="000000" w:themeColor="text1"/>
-                <w:sz w:val="20"/>
-                <w:szCs w:val="20"/>
-              </w:rPr>
-            </w:pPr>
-            <w:r>
-              <w:rPr>
-                <w:rFonts w:ascii="Arial Nova Cond" w:eastAsia="Calibri" w:hAnsi="Arial Nova Cond" w:cs="Times New Roman"/>
-                <w:sz w:val="20"/>
-                <w:szCs w:val="20"/>
-                <w:lang w:val="es-ES_tradnl"/>
-              </w:rPr>
-              <w:t>{{situacionsignificativa7}}</w:t>
-            </w:r>
-          </w:p>
-        </w:tc>
-        <w:tc>
-          <w:tcPr>
-            <w:tcW w:w="2015" w:type="dxa"/>
+              <w:t>{{situacionsignificativa8}}</w:t>
+            </w:r>
+          </w:p>
+        </w:tc>
+        <w:tc>
+          <w:tcPr>
+            <w:tcW w:w="1984" w:type="dxa"/>
             <w:vAlign w:val="center"/>
           </w:tcPr>
           <w:p>
@@ -9578,11 +9762,10 @@
               <w:adjustRightInd w:val="0"/>
               <w:jc w:val="center"/>
               <w:rPr>
-                <w:rFonts w:ascii="Arial Nova Cond" w:hAnsi="Arial Nova Cond" w:cs="Arial"/>
-                <w:color w:val="000000" w:themeColor="text1"/>
-                <w:kern w:val="0"/>
-                <w:sz w:val="20"/>
-                <w:szCs w:val="20"/>
+                <w:rFonts w:ascii="Arial Nova Cond" w:eastAsia="Calibri" w:hAnsi="Arial Nova Cond" w:cs="Times New Roman"/>
+                <w:sz w:val="20"/>
+                <w:szCs w:val="20"/>
+                <w:lang w:val="es-ES_tradnl"/>
               </w:rPr>
             </w:pPr>
             <w:r>
@@ -9593,13 +9776,13 @@
                 <w:sz w:val="20"/>
                 <w:szCs w:val="20"/>
               </w:rPr>
-              <w:t>{{titulosituacionsignificativa7}}</w:t>
-            </w:r>
-          </w:p>
-        </w:tc>
-        <w:tc>
-          <w:tcPr>
-            <w:tcW w:w="1634" w:type="dxa"/>
+              <w:t>{{titulosituacionsignificativa8}}</w:t>
+            </w:r>
+          </w:p>
+        </w:tc>
+        <w:tc>
+          <w:tcPr>
+            <w:tcW w:w="2693" w:type="dxa"/>
             <w:vAlign w:val="center"/>
           </w:tcPr>
           <w:p>
@@ -9624,215 +9807,13 @@
                 <w:sz w:val="20"/>
                 <w:szCs w:val="20"/>
               </w:rPr>
-              <w:t>{{competencias7}}</w:t>
-            </w:r>
-          </w:p>
-        </w:tc>
-        <w:tc>
-          <w:tcPr>
-            <w:tcW w:w="1337" w:type="dxa"/>
-            <w:vAlign w:val="center"/>
-          </w:tcPr>
-          <w:p>
-            <w:pPr>
-              <w:autoSpaceDE w:val="0"/>
-              <w:autoSpaceDN w:val="0"/>
-              <w:adjustRightInd w:val="0"/>
-              <w:jc w:val="center"/>
-              <w:rPr>
-                <w:rFonts w:ascii="Arial Nova Cond" w:hAnsi="Arial Nova Cond" w:cs="Arial"/>
-                <w:color w:val="000000"/>
-                <w:kern w:val="0"/>
-                <w:sz w:val="20"/>
-                <w:szCs w:val="20"/>
-              </w:rPr>
-            </w:pPr>
-            <w:r>
-              <w:rPr>
-                <w:rFonts w:ascii="Arial Nova Cond" w:hAnsi="Arial Nova Cond" w:cs="Arial"/>
-                <w:color w:val="000000"/>
-                <w:kern w:val="0"/>
-                <w:sz w:val="20"/>
-                <w:szCs w:val="20"/>
-              </w:rPr>
-              <w:t>{{producto7}}</w:t>
-            </w:r>
-          </w:p>
-        </w:tc>
-      </w:tr>
-      <w:tr>
-        <w:trPr>
-          <w:trHeight w:val="756"/>
-          <w:jc w:val="center"/>
-        </w:trPr>
-        <w:tc>
-          <w:tcPr>
-            <w:tcW w:w="875" w:type="dxa"/>
-            <w:vMerge/>
-            <w:vAlign w:val="center"/>
-          </w:tcPr>
-          <w:p>
-            <w:pPr>
-              <w:pStyle w:val="Prrafodelista"/>
-              <w:tabs>
-                <w:tab w:val="left" w:pos="0"/>
-                <w:tab w:val="left" w:pos="142"/>
-                <w:tab w:val="left" w:pos="284"/>
-              </w:tabs>
-              <w:spacing w:line="276" w:lineRule="auto"/>
-              <w:ind w:left="0"/>
-              <w:jc w:val="center"/>
-              <w:rPr>
-                <w:rFonts w:ascii="Arial Nova Cond" w:eastAsia="Calibri" w:hAnsi="Arial Nova Cond" w:cs="Times New Roman"/>
-                <w:b/>
-                <w:bCs/>
-                <w:sz w:val="20"/>
-                <w:szCs w:val="20"/>
-                <w:lang w:val="es-ES_tradnl"/>
-              </w:rPr>
-            </w:pPr>
-          </w:p>
-        </w:tc>
-        <w:tc>
-          <w:tcPr>
-            <w:tcW w:w="1095" w:type="dxa"/>
-            <w:vAlign w:val="center"/>
-          </w:tcPr>
-          <w:p>
-            <w:pPr>
-              <w:pStyle w:val="Prrafodelista"/>
-              <w:tabs>
-                <w:tab w:val="left" w:pos="0"/>
-                <w:tab w:val="left" w:pos="142"/>
-                <w:tab w:val="left" w:pos="284"/>
-              </w:tabs>
-              <w:spacing w:line="276" w:lineRule="auto"/>
-              <w:ind w:left="0"/>
-              <w:jc w:val="center"/>
-              <w:rPr>
-                <w:rFonts w:ascii="Arial Nova Cond" w:eastAsia="Calibri" w:hAnsi="Arial Nova Cond" w:cs="Times New Roman"/>
-                <w:b/>
-                <w:bCs/>
-                <w:sz w:val="20"/>
-                <w:szCs w:val="20"/>
-                <w:lang w:val="es-ES_tradnl"/>
-              </w:rPr>
-            </w:pPr>
-            <w:r>
-              <w:rPr>
-                <w:rFonts w:ascii="Arial Nova Cond" w:eastAsia="Calibri" w:hAnsi="Arial Nova Cond" w:cs="Times New Roman"/>
-                <w:b/>
-                <w:bCs/>
-                <w:sz w:val="20"/>
-                <w:szCs w:val="20"/>
-                <w:lang w:val="es-ES_tradnl"/>
-              </w:rPr>
-              <w:t>U 8</w:t>
-            </w:r>
-          </w:p>
-        </w:tc>
-        <w:tc>
-          <w:tcPr>
-            <w:tcW w:w="1726" w:type="dxa"/>
-            <w:vAlign w:val="center"/>
-          </w:tcPr>
-          <w:p>
-            <w:pPr>
-              <w:pStyle w:val="Prrafodelista"/>
-              <w:tabs>
-                <w:tab w:val="left" w:pos="0"/>
-                <w:tab w:val="left" w:pos="142"/>
-                <w:tab w:val="left" w:pos="284"/>
-              </w:tabs>
-              <w:spacing w:line="276" w:lineRule="auto"/>
-              <w:ind w:left="0"/>
-              <w:rPr>
-                <w:rFonts w:ascii="Arial Nova Cond" w:eastAsia="Calibri" w:hAnsi="Arial Nova Cond" w:cs="Times New Roman"/>
-                <w:color w:val="000000" w:themeColor="text1"/>
-                <w:sz w:val="20"/>
-                <w:szCs w:val="20"/>
-                <w:lang w:val="es-ES_tradnl"/>
-              </w:rPr>
-            </w:pPr>
-            <w:r>
-              <w:rPr>
-                <w:rFonts w:ascii="Arial Nova Cond" w:eastAsia="Calibri" w:hAnsi="Arial Nova Cond" w:cs="Times New Roman"/>
-                <w:sz w:val="20"/>
-                <w:szCs w:val="20"/>
-                <w:lang w:val="es-ES_tradnl"/>
-              </w:rPr>
-              <w:t>{{problemapotencialidad8}}</w:t>
-            </w:r>
-          </w:p>
-        </w:tc>
-        <w:tc>
-          <w:tcPr>
-            <w:tcW w:w="6169" w:type="dxa"/>
-            <w:vAlign w:val="center"/>
-          </w:tcPr>
-          <w:p>
-            <w:pPr>
-              <w:pStyle w:val="Prrafodelista"/>
-              <w:tabs>
-                <w:tab w:val="left" w:pos="0"/>
-                <w:tab w:val="left" w:pos="142"/>
-                <w:tab w:val="left" w:pos="284"/>
-              </w:tabs>
-              <w:spacing w:line="276" w:lineRule="auto"/>
-              <w:ind w:left="0"/>
-              <w:jc w:val="both"/>
-              <w:rPr>
-                <w:rFonts w:ascii="Arial Nova Cond" w:eastAsia="Calibri" w:hAnsi="Arial Nova Cond" w:cs="Times New Roman"/>
-                <w:color w:val="000000" w:themeColor="text1"/>
-                <w:sz w:val="20"/>
-                <w:szCs w:val="20"/>
-                <w:lang w:val="es-ES_tradnl"/>
-              </w:rPr>
-            </w:pPr>
-            <w:r>
-              <w:rPr>
-                <w:rFonts w:ascii="Arial Nova Cond" w:eastAsia="Calibri" w:hAnsi="Arial Nova Cond" w:cs="Times New Roman"/>
-                <w:sz w:val="20"/>
-                <w:szCs w:val="20"/>
-                <w:lang w:val="es-ES_tradnl"/>
-              </w:rPr>
-              <w:t>{{situacionsignificativa8}}</w:t>
-            </w:r>
-          </w:p>
-        </w:tc>
-        <w:tc>
-          <w:tcPr>
-            <w:tcW w:w="2015" w:type="dxa"/>
-            <w:vAlign w:val="center"/>
-          </w:tcPr>
-          <w:p>
-            <w:pPr>
-              <w:autoSpaceDE w:val="0"/>
-              <w:autoSpaceDN w:val="0"/>
-              <w:adjustRightInd w:val="0"/>
-              <w:jc w:val="center"/>
-              <w:rPr>
-                <w:rFonts w:ascii="Arial Nova Cond" w:eastAsia="Calibri" w:hAnsi="Arial Nova Cond" w:cs="Times New Roman"/>
-                <w:sz w:val="20"/>
-                <w:szCs w:val="20"/>
-                <w:lang w:val="es-ES_tradnl"/>
-              </w:rPr>
-            </w:pPr>
-            <w:r>
-              <w:rPr>
-                <w:rFonts w:ascii="Arial Nova Cond" w:hAnsi="Arial Nova Cond" w:cs="Arial"/>
-                <w:color w:val="000000"/>
-                <w:kern w:val="0"/>
-                <w:sz w:val="20"/>
-                <w:szCs w:val="20"/>
-              </w:rPr>
-              <w:t>{{titulosituacionsignificativa8}}</w:t>
-            </w:r>
-          </w:p>
-        </w:tc>
-        <w:tc>
-          <w:tcPr>
-            <w:tcW w:w="1634" w:type="dxa"/>
+              <w:t>{{campotematico8}}</w:t>
+            </w:r>
+          </w:p>
+        </w:tc>
+        <w:tc>
+          <w:tcPr>
+            <w:tcW w:w="1560" w:type="dxa"/>
             <w:vAlign w:val="center"/>
           </w:tcPr>
           <w:p>
@@ -9863,7 +9844,7 @@
         </w:tc>
         <w:tc>
           <w:tcPr>
-            <w:tcW w:w="1337" w:type="dxa"/>
+            <w:tcW w:w="1399" w:type="dxa"/>
             <w:vAlign w:val="center"/>
           </w:tcPr>
           <w:p>
@@ -9871,7 +9852,7 @@
               <w:autoSpaceDE w:val="0"/>
               <w:autoSpaceDN w:val="0"/>
               <w:adjustRightInd w:val="0"/>
-              <w:jc w:val="center"/>
+              <w:jc w:val="both"/>
               <w:rPr>
                 <w:rFonts w:ascii="Arial Nova Cond" w:hAnsi="Arial Nova Cond" w:cs="Arial"/>
                 <w:color w:val="000000"/>
@@ -9895,34 +9876,6 @@
       </w:tr>
       <w:bookmarkEnd w:id="1"/>
     </w:tbl>
-    <w:p>
-      <w:pPr>
-        <w:pStyle w:val="Prrafodelista"/>
-        <w:ind w:left="-284" w:right="-455"/>
-        <w:rPr>
-          <w:rFonts w:ascii="Arial Nova Cond Light" w:hAnsi="Arial Nova Cond Light" w:cs="Times New Roman"/>
-          <w:b/>
-          <w:bCs/>
-          <w:color w:val="000000" w:themeColor="text1"/>
-          <w:sz w:val="12"/>
-          <w:szCs w:val="12"/>
-        </w:rPr>
-      </w:pPr>
-    </w:p>
-    <w:p>
-      <w:pPr>
-        <w:pStyle w:val="Prrafodelista"/>
-        <w:ind w:left="-284" w:right="-455"/>
-        <w:rPr>
-          <w:rFonts w:ascii="Arial Nova Cond Light" w:hAnsi="Arial Nova Cond Light" w:cs="Times New Roman"/>
-          <w:b/>
-          <w:bCs/>
-          <w:color w:val="000000" w:themeColor="text1"/>
-          <w:sz w:val="12"/>
-          <w:szCs w:val="12"/>
-        </w:rPr>
-      </w:pPr>
-    </w:p>
     <w:p>
       <w:pPr>
         <w:pStyle w:val="Prrafodelista"/>
@@ -22807,7 +22760,7 @@
 </file>
 
 <file path=word/endnotes.xml><?xml version="1.0" encoding="utf-8"?>
-<w:endnotes xmlns:wpc="http://schemas.microsoft.com/office/word/2010/wordprocessingCanvas" xmlns:cx="http://schemas.microsoft.com/office/drawing/2014/chartex" xmlns:cx1="http://schemas.microsoft.com/office/drawing/2015/9/8/chartex" xmlns:cx2="http://schemas.microsoft.com/office/drawing/2015/10/21/chartex" xmlns:cx3="http://schemas.microsoft.com/office/drawing/2016/5/9/chartex" xmlns:cx4="http://schemas.microsoft.com/office/drawing/2016/5/10/chartex" xmlns:cx5="http://schemas.microsoft.com/office/drawing/2016/5/11/chartex" xmlns:cx6="http://schemas.microsoft.com/office/drawing/2016/5/12/chartex" xmlns:cx7="http://schemas.microsoft.com/office/drawing/2016/5/13/chartex" xmlns:cx8="http://schemas.microsoft.com/office/drawing/2016/5/14/chartex" xmlns:mc="http://schemas.openxmlformats.org/markup-compatibility/2006" xmlns:aink="http://schemas.microsoft.com/office/drawing/2016/ink" xmlns:am3d="http://schemas.microsoft.com/office/drawing/2017/model3d" xmlns:o="urn:schemas-microsoft-com:office:office" xmlns:oel="http://schemas.microsoft.com/office/2019/extlst" xmlns:r="http://schemas.openxmlformats.org/officeDocument/2006/relationships" xmlns:m="http://schemas.openxmlformats.org/officeDocument/2006/math" xmlns:v="urn:schemas-microsoft-com:vml" xmlns:wp14="http://schemas.microsoft.com/office/word/2010/wordprocessingDrawing" xmlns:wp="http://schemas.openxmlformats.org/drawingml/2006/wordprocessingDrawing" xmlns:w10="urn:schemas-microsoft-com:office:word" xmlns:w="http://schemas.openxmlformats.org/wordprocessingml/2006/main" xmlns:w14="http://schemas.microsoft.com/office/word/2010/wordml" xmlns:w15="http://schemas.microsoft.com/office/word/2012/wordml" xmlns:w16cex="http://schemas.microsoft.com/office/word/2018/wordml/cex" xmlns:w16cid="http://schemas.microsoft.com/office/word/2016/wordml/cid" xmlns:w16="http://schemas.microsoft.com/office/word/2018/wordml" xmlns:w16du="http://schemas.microsoft.com/office/word/2023/wordml/word16du" xmlns:w16sdtdh="http://schemas.microsoft.com/office/word/2020/wordml/sdtdatahash" xmlns:w16se="http://schemas.microsoft.com/office/word/2015/wordml/symex" xmlns:wpg="http://schemas.microsoft.com/office/word/2010/wordprocessingGroup" xmlns:wpi="http://schemas.microsoft.com/office/word/2010/wordprocessingInk" xmlns:wne="http://schemas.microsoft.com/office/word/2006/wordml" xmlns:wps="http://schemas.microsoft.com/office/word/2010/wordprocessingShape" mc:Ignorable="w14 w15 w16se w16cid w16 w16cex w16sdtdh w16du wp14">
+<w:endnotes xmlns:wpc="http://schemas.microsoft.com/office/word/2010/wordprocessingCanvas" xmlns:cx="http://schemas.microsoft.com/office/drawing/2014/chartex" xmlns:cx1="http://schemas.microsoft.com/office/drawing/2015/9/8/chartex" xmlns:cx2="http://schemas.microsoft.com/office/drawing/2015/10/21/chartex" xmlns:cx3="http://schemas.microsoft.com/office/drawing/2016/5/9/chartex" xmlns:cx4="http://schemas.microsoft.com/office/drawing/2016/5/10/chartex" xmlns:cx5="http://schemas.microsoft.com/office/drawing/2016/5/11/chartex" xmlns:cx6="http://schemas.microsoft.com/office/drawing/2016/5/12/chartex" xmlns:cx7="http://schemas.microsoft.com/office/drawing/2016/5/13/chartex" xmlns:cx8="http://schemas.microsoft.com/office/drawing/2016/5/14/chartex" xmlns:mc="http://schemas.openxmlformats.org/markup-compatibility/2006" xmlns:aink="http://schemas.microsoft.com/office/drawing/2016/ink" xmlns:am3d="http://schemas.microsoft.com/office/drawing/2017/model3d" xmlns:o="urn:schemas-microsoft-com:office:office" xmlns:oel="http://schemas.microsoft.com/office/2019/extlst" xmlns:r="http://schemas.openxmlformats.org/officeDocument/2006/relationships" xmlns:m="http://schemas.openxmlformats.org/officeDocument/2006/math" xmlns:v="urn:schemas-microsoft-com:vml" xmlns:wp14="http://schemas.microsoft.com/office/word/2010/wordprocessingDrawing" xmlns:wp="http://schemas.openxmlformats.org/drawingml/2006/wordprocessingDrawing" xmlns:w10="urn:schemas-microsoft-com:office:word" xmlns:w="http://schemas.openxmlformats.org/wordprocessingml/2006/main" xmlns:w14="http://schemas.microsoft.com/office/word/2010/wordml" xmlns:w15="http://schemas.microsoft.com/office/word/2012/wordml" xmlns:w16cex="http://schemas.microsoft.com/office/word/2018/wordml/cex" xmlns:w16cid="http://schemas.microsoft.com/office/word/2016/wordml/cid" xmlns:w16="http://schemas.microsoft.com/office/word/2018/wordml" xmlns:w16du="http://schemas.microsoft.com/office/word/2023/wordml/word16du" xmlns:w16sdtdh="http://schemas.microsoft.com/office/word/2020/wordml/sdtdatahash" xmlns:w16sdtfl="http://schemas.microsoft.com/office/word/2024/wordml/sdtformatlock" xmlns:w16se="http://schemas.microsoft.com/office/word/2015/wordml/symex" xmlns:wpg="http://schemas.microsoft.com/office/word/2010/wordprocessingGroup" xmlns:wpi="http://schemas.microsoft.com/office/word/2010/wordprocessingInk" xmlns:wne="http://schemas.microsoft.com/office/word/2006/wordml" xmlns:wps="http://schemas.microsoft.com/office/word/2010/wordprocessingShape" mc:Ignorable="w14 w15 w16se w16cid w16 w16cex w16sdtdh w16sdtfl w16du wp14">
   <w:endnote w:type="separator" w:id="-1">
     <w:p>
       <w:pPr>
@@ -22832,7 +22785,7 @@
 </file>
 
 <file path=word/footer1.xml><?xml version="1.0" encoding="utf-8"?>
-<w:ftr xmlns:wpc="http://schemas.microsoft.com/office/word/2010/wordprocessingCanvas" xmlns:cx="http://schemas.microsoft.com/office/drawing/2014/chartex" xmlns:cx1="http://schemas.microsoft.com/office/drawing/2015/9/8/chartex" xmlns:cx2="http://schemas.microsoft.com/office/drawing/2015/10/21/chartex" xmlns:cx3="http://schemas.microsoft.com/office/drawing/2016/5/9/chartex" xmlns:cx4="http://schemas.microsoft.com/office/drawing/2016/5/10/chartex" xmlns:cx5="http://schemas.microsoft.com/office/drawing/2016/5/11/chartex" xmlns:cx6="http://schemas.microsoft.com/office/drawing/2016/5/12/chartex" xmlns:cx7="http://schemas.microsoft.com/office/drawing/2016/5/13/chartex" xmlns:cx8="http://schemas.microsoft.com/office/drawing/2016/5/14/chartex" xmlns:mc="http://schemas.openxmlformats.org/markup-compatibility/2006" xmlns:aink="http://schemas.microsoft.com/office/drawing/2016/ink" xmlns:am3d="http://schemas.microsoft.com/office/drawing/2017/model3d" xmlns:o="urn:schemas-microsoft-com:office:office" xmlns:oel="http://schemas.microsoft.com/office/2019/extlst" xmlns:r="http://schemas.openxmlformats.org/officeDocument/2006/relationships" xmlns:m="http://schemas.openxmlformats.org/officeDocument/2006/math" xmlns:v="urn:schemas-microsoft-com:vml" xmlns:wp14="http://schemas.microsoft.com/office/word/2010/wordprocessingDrawing" xmlns:wp="http://schemas.openxmlformats.org/drawingml/2006/wordprocessingDrawing" xmlns:w10="urn:schemas-microsoft-com:office:word" xmlns:w="http://schemas.openxmlformats.org/wordprocessingml/2006/main" xmlns:w14="http://schemas.microsoft.com/office/word/2010/wordml" xmlns:w15="http://schemas.microsoft.com/office/word/2012/wordml" xmlns:w16cex="http://schemas.microsoft.com/office/word/2018/wordml/cex" xmlns:w16cid="http://schemas.microsoft.com/office/word/2016/wordml/cid" xmlns:w16="http://schemas.microsoft.com/office/word/2018/wordml" xmlns:w16du="http://schemas.microsoft.com/office/word/2023/wordml/word16du" xmlns:w16sdtdh="http://schemas.microsoft.com/office/word/2020/wordml/sdtdatahash" xmlns:w16se="http://schemas.microsoft.com/office/word/2015/wordml/symex" xmlns:wpg="http://schemas.microsoft.com/office/word/2010/wordprocessingGroup" xmlns:wpi="http://schemas.microsoft.com/office/word/2010/wordprocessingInk" xmlns:wne="http://schemas.microsoft.com/office/word/2006/wordml" xmlns:wps="http://schemas.microsoft.com/office/word/2010/wordprocessingShape" mc:Ignorable="w14 w15 w16se w16cid w16 w16cex w16sdtdh w16du wp14">
+<w:ftr xmlns:wpc="http://schemas.microsoft.com/office/word/2010/wordprocessingCanvas" xmlns:cx="http://schemas.microsoft.com/office/drawing/2014/chartex" xmlns:cx1="http://schemas.microsoft.com/office/drawing/2015/9/8/chartex" xmlns:cx2="http://schemas.microsoft.com/office/drawing/2015/10/21/chartex" xmlns:cx3="http://schemas.microsoft.com/office/drawing/2016/5/9/chartex" xmlns:cx4="http://schemas.microsoft.com/office/drawing/2016/5/10/chartex" xmlns:cx5="http://schemas.microsoft.com/office/drawing/2016/5/11/chartex" xmlns:cx6="http://schemas.microsoft.com/office/drawing/2016/5/12/chartex" xmlns:cx7="http://schemas.microsoft.com/office/drawing/2016/5/13/chartex" xmlns:cx8="http://schemas.microsoft.com/office/drawing/2016/5/14/chartex" xmlns:mc="http://schemas.openxmlformats.org/markup-compatibility/2006" xmlns:aink="http://schemas.microsoft.com/office/drawing/2016/ink" xmlns:am3d="http://schemas.microsoft.com/office/drawing/2017/model3d" xmlns:o="urn:schemas-microsoft-com:office:office" xmlns:oel="http://schemas.microsoft.com/office/2019/extlst" xmlns:r="http://schemas.openxmlformats.org/officeDocument/2006/relationships" xmlns:m="http://schemas.openxmlformats.org/officeDocument/2006/math" xmlns:v="urn:schemas-microsoft-com:vml" xmlns:wp14="http://schemas.microsoft.com/office/word/2010/wordprocessingDrawing" xmlns:wp="http://schemas.openxmlformats.org/drawingml/2006/wordprocessingDrawing" xmlns:w10="urn:schemas-microsoft-com:office:word" xmlns:w="http://schemas.openxmlformats.org/wordprocessingml/2006/main" xmlns:w14="http://schemas.microsoft.com/office/word/2010/wordml" xmlns:w15="http://schemas.microsoft.com/office/word/2012/wordml" xmlns:w16cex="http://schemas.microsoft.com/office/word/2018/wordml/cex" xmlns:w16cid="http://schemas.microsoft.com/office/word/2016/wordml/cid" xmlns:w16="http://schemas.microsoft.com/office/word/2018/wordml" xmlns:w16du="http://schemas.microsoft.com/office/word/2023/wordml/word16du" xmlns:w16sdtdh="http://schemas.microsoft.com/office/word/2020/wordml/sdtdatahash" xmlns:w16sdtfl="http://schemas.microsoft.com/office/word/2024/wordml/sdtformatlock" xmlns:w16se="http://schemas.microsoft.com/office/word/2015/wordml/symex" xmlns:wpg="http://schemas.microsoft.com/office/word/2010/wordprocessingGroup" xmlns:wpi="http://schemas.microsoft.com/office/word/2010/wordprocessingInk" xmlns:wne="http://schemas.microsoft.com/office/word/2006/wordml" xmlns:wps="http://schemas.microsoft.com/office/word/2010/wordprocessingShape" mc:Ignorable="w14 w15 w16se w16cid w16 w16cex w16sdtdh w16sdtfl w16du wp14">
   <w:p>
     <w:pPr>
       <w:pStyle w:val="Piedepgina"/>
@@ -23293,7 +23246,7 @@
 </file>
 
 <file path=word/footnotes.xml><?xml version="1.0" encoding="utf-8"?>
-<w:footnotes xmlns:wpc="http://schemas.microsoft.com/office/word/2010/wordprocessingCanvas" xmlns:cx="http://schemas.microsoft.com/office/drawing/2014/chartex" xmlns:cx1="http://schemas.microsoft.com/office/drawing/2015/9/8/chartex" xmlns:cx2="http://schemas.microsoft.com/office/drawing/2015/10/21/chartex" xmlns:cx3="http://schemas.microsoft.com/office/drawing/2016/5/9/chartex" xmlns:cx4="http://schemas.microsoft.com/office/drawing/2016/5/10/chartex" xmlns:cx5="http://schemas.microsoft.com/office/drawing/2016/5/11/chartex" xmlns:cx6="http://schemas.microsoft.com/office/drawing/2016/5/12/chartex" xmlns:cx7="http://schemas.microsoft.com/office/drawing/2016/5/13/chartex" xmlns:cx8="http://schemas.microsoft.com/office/drawing/2016/5/14/chartex" xmlns:mc="http://schemas.openxmlformats.org/markup-compatibility/2006" xmlns:aink="http://schemas.microsoft.com/office/drawing/2016/ink" xmlns:am3d="http://schemas.microsoft.com/office/drawing/2017/model3d" xmlns:o="urn:schemas-microsoft-com:office:office" xmlns:oel="http://schemas.microsoft.com/office/2019/extlst" xmlns:r="http://schemas.openxmlformats.org/officeDocument/2006/relationships" xmlns:m="http://schemas.openxmlformats.org/officeDocument/2006/math" xmlns:v="urn:schemas-microsoft-com:vml" xmlns:wp14="http://schemas.microsoft.com/office/word/2010/wordprocessingDrawing" xmlns:wp="http://schemas.openxmlformats.org/drawingml/2006/wordprocessingDrawing" xmlns:w10="urn:schemas-microsoft-com:office:word" xmlns:w="http://schemas.openxmlformats.org/wordprocessingml/2006/main" xmlns:w14="http://schemas.microsoft.com/office/word/2010/wordml" xmlns:w15="http://schemas.microsoft.com/office/word/2012/wordml" xmlns:w16cex="http://schemas.microsoft.com/office/word/2018/wordml/cex" xmlns:w16cid="http://schemas.microsoft.com/office/word/2016/wordml/cid" xmlns:w16="http://schemas.microsoft.com/office/word/2018/wordml" xmlns:w16du="http://schemas.microsoft.com/office/word/2023/wordml/word16du" xmlns:w16sdtdh="http://schemas.microsoft.com/office/word/2020/wordml/sdtdatahash" xmlns:w16se="http://schemas.microsoft.com/office/word/2015/wordml/symex" xmlns:wpg="http://schemas.microsoft.com/office/word/2010/wordprocessingGroup" xmlns:wpi="http://schemas.microsoft.com/office/word/2010/wordprocessingInk" xmlns:wne="http://schemas.microsoft.com/office/word/2006/wordml" xmlns:wps="http://schemas.microsoft.com/office/word/2010/wordprocessingShape" mc:Ignorable="w14 w15 w16se w16cid w16 w16cex w16sdtdh w16du wp14">
+<w:footnotes xmlns:wpc="http://schemas.microsoft.com/office/word/2010/wordprocessingCanvas" xmlns:cx="http://schemas.microsoft.com/office/drawing/2014/chartex" xmlns:cx1="http://schemas.microsoft.com/office/drawing/2015/9/8/chartex" xmlns:cx2="http://schemas.microsoft.com/office/drawing/2015/10/21/chartex" xmlns:cx3="http://schemas.microsoft.com/office/drawing/2016/5/9/chartex" xmlns:cx4="http://schemas.microsoft.com/office/drawing/2016/5/10/chartex" xmlns:cx5="http://schemas.microsoft.com/office/drawing/2016/5/11/chartex" xmlns:cx6="http://schemas.microsoft.com/office/drawing/2016/5/12/chartex" xmlns:cx7="http://schemas.microsoft.com/office/drawing/2016/5/13/chartex" xmlns:cx8="http://schemas.microsoft.com/office/drawing/2016/5/14/chartex" xmlns:mc="http://schemas.openxmlformats.org/markup-compatibility/2006" xmlns:aink="http://schemas.microsoft.com/office/drawing/2016/ink" xmlns:am3d="http://schemas.microsoft.com/office/drawing/2017/model3d" xmlns:o="urn:schemas-microsoft-com:office:office" xmlns:oel="http://schemas.microsoft.com/office/2019/extlst" xmlns:r="http://schemas.openxmlformats.org/officeDocument/2006/relationships" xmlns:m="http://schemas.openxmlformats.org/officeDocument/2006/math" xmlns:v="urn:schemas-microsoft-com:vml" xmlns:wp14="http://schemas.microsoft.com/office/word/2010/wordprocessingDrawing" xmlns:wp="http://schemas.openxmlformats.org/drawingml/2006/wordprocessingDrawing" xmlns:w10="urn:schemas-microsoft-com:office:word" xmlns:w="http://schemas.openxmlformats.org/wordprocessingml/2006/main" xmlns:w14="http://schemas.microsoft.com/office/word/2010/wordml" xmlns:w15="http://schemas.microsoft.com/office/word/2012/wordml" xmlns:w16cex="http://schemas.microsoft.com/office/word/2018/wordml/cex" xmlns:w16cid="http://schemas.microsoft.com/office/word/2016/wordml/cid" xmlns:w16="http://schemas.microsoft.com/office/word/2018/wordml" xmlns:w16du="http://schemas.microsoft.com/office/word/2023/wordml/word16du" xmlns:w16sdtdh="http://schemas.microsoft.com/office/word/2020/wordml/sdtdatahash" xmlns:w16sdtfl="http://schemas.microsoft.com/office/word/2024/wordml/sdtformatlock" xmlns:w16se="http://schemas.microsoft.com/office/word/2015/wordml/symex" xmlns:wpg="http://schemas.microsoft.com/office/word/2010/wordprocessingGroup" xmlns:wpi="http://schemas.microsoft.com/office/word/2010/wordprocessingInk" xmlns:wne="http://schemas.microsoft.com/office/word/2006/wordml" xmlns:wps="http://schemas.microsoft.com/office/word/2010/wordprocessingShape" mc:Ignorable="w14 w15 w16se w16cid w16 w16cex w16sdtdh w16sdtfl w16du wp14">
   <w:footnote w:type="separator" w:id="-1">
     <w:p>
       <w:pPr>
@@ -23318,7 +23271,7 @@
 </file>
 
 <file path=word/header1.xml><?xml version="1.0" encoding="utf-8"?>
-<w:hdr xmlns:wpc="http://schemas.microsoft.com/office/word/2010/wordprocessingCanvas" xmlns:cx="http://schemas.microsoft.com/office/drawing/2014/chartex" xmlns:cx1="http://schemas.microsoft.com/office/drawing/2015/9/8/chartex" xmlns:cx2="http://schemas.microsoft.com/office/drawing/2015/10/21/chartex" xmlns:cx3="http://schemas.microsoft.com/office/drawing/2016/5/9/chartex" xmlns:cx4="http://schemas.microsoft.com/office/drawing/2016/5/10/chartex" xmlns:cx5="http://schemas.microsoft.com/office/drawing/2016/5/11/chartex" xmlns:cx6="http://schemas.microsoft.com/office/drawing/2016/5/12/chartex" xmlns:cx7="http://schemas.microsoft.com/office/drawing/2016/5/13/chartex" xmlns:cx8="http://schemas.microsoft.com/office/drawing/2016/5/14/chartex" xmlns:mc="http://schemas.openxmlformats.org/markup-compatibility/2006" xmlns:aink="http://schemas.microsoft.com/office/drawing/2016/ink" xmlns:am3d="http://schemas.microsoft.com/office/drawing/2017/model3d" xmlns:o="urn:schemas-microsoft-com:office:office" xmlns:oel="http://schemas.microsoft.com/office/2019/extlst" xmlns:r="http://schemas.openxmlformats.org/officeDocument/2006/relationships" xmlns:m="http://schemas.openxmlformats.org/officeDocument/2006/math" xmlns:v="urn:schemas-microsoft-com:vml" xmlns:wp14="http://schemas.microsoft.com/office/word/2010/wordprocessingDrawing" xmlns:wp="http://schemas.openxmlformats.org/drawingml/2006/wordprocessingDrawing" xmlns:w10="urn:schemas-microsoft-com:office:word" xmlns:w="http://schemas.openxmlformats.org/wordprocessingml/2006/main" xmlns:w14="http://schemas.microsoft.com/office/word/2010/wordml" xmlns:w15="http://schemas.microsoft.com/office/word/2012/wordml" xmlns:w16cex="http://schemas.microsoft.com/office/word/2018/wordml/cex" xmlns:w16cid="http://schemas.microsoft.com/office/word/2016/wordml/cid" xmlns:w16="http://schemas.microsoft.com/office/word/2018/wordml" xmlns:w16du="http://schemas.microsoft.com/office/word/2023/wordml/word16du" xmlns:w16sdtdh="http://schemas.microsoft.com/office/word/2020/wordml/sdtdatahash" xmlns:w16se="http://schemas.microsoft.com/office/word/2015/wordml/symex" xmlns:wpg="http://schemas.microsoft.com/office/word/2010/wordprocessingGroup" xmlns:wpi="http://schemas.microsoft.com/office/word/2010/wordprocessingInk" xmlns:wne="http://schemas.microsoft.com/office/word/2006/wordml" xmlns:wps="http://schemas.microsoft.com/office/word/2010/wordprocessingShape" mc:Ignorable="w14 w15 w16se w16cid w16 w16cex w16sdtdh w16du wp14">
+<w:hdr xmlns:wpc="http://schemas.microsoft.com/office/word/2010/wordprocessingCanvas" xmlns:cx="http://schemas.microsoft.com/office/drawing/2014/chartex" xmlns:cx1="http://schemas.microsoft.com/office/drawing/2015/9/8/chartex" xmlns:cx2="http://schemas.microsoft.com/office/drawing/2015/10/21/chartex" xmlns:cx3="http://schemas.microsoft.com/office/drawing/2016/5/9/chartex" xmlns:cx4="http://schemas.microsoft.com/office/drawing/2016/5/10/chartex" xmlns:cx5="http://schemas.microsoft.com/office/drawing/2016/5/11/chartex" xmlns:cx6="http://schemas.microsoft.com/office/drawing/2016/5/12/chartex" xmlns:cx7="http://schemas.microsoft.com/office/drawing/2016/5/13/chartex" xmlns:cx8="http://schemas.microsoft.com/office/drawing/2016/5/14/chartex" xmlns:mc="http://schemas.openxmlformats.org/markup-compatibility/2006" xmlns:aink="http://schemas.microsoft.com/office/drawing/2016/ink" xmlns:am3d="http://schemas.microsoft.com/office/drawing/2017/model3d" xmlns:o="urn:schemas-microsoft-com:office:office" xmlns:oel="http://schemas.microsoft.com/office/2019/extlst" xmlns:r="http://schemas.openxmlformats.org/officeDocument/2006/relationships" xmlns:m="http://schemas.openxmlformats.org/officeDocument/2006/math" xmlns:v="urn:schemas-microsoft-com:vml" xmlns:wp14="http://schemas.microsoft.com/office/word/2010/wordprocessingDrawing" xmlns:wp="http://schemas.openxmlformats.org/drawingml/2006/wordprocessingDrawing" xmlns:w10="urn:schemas-microsoft-com:office:word" xmlns:w="http://schemas.openxmlformats.org/wordprocessingml/2006/main" xmlns:w14="http://schemas.microsoft.com/office/word/2010/wordml" xmlns:w15="http://schemas.microsoft.com/office/word/2012/wordml" xmlns:w16cex="http://schemas.microsoft.com/office/word/2018/wordml/cex" xmlns:w16cid="http://schemas.microsoft.com/office/word/2016/wordml/cid" xmlns:w16="http://schemas.microsoft.com/office/word/2018/wordml" xmlns:w16du="http://schemas.microsoft.com/office/word/2023/wordml/word16du" xmlns:w16sdtdh="http://schemas.microsoft.com/office/word/2020/wordml/sdtdatahash" xmlns:w16sdtfl="http://schemas.microsoft.com/office/word/2024/wordml/sdtformatlock" xmlns:w16se="http://schemas.microsoft.com/office/word/2015/wordml/symex" xmlns:wpg="http://schemas.microsoft.com/office/word/2010/wordprocessingGroup" xmlns:wpi="http://schemas.microsoft.com/office/word/2010/wordprocessingInk" xmlns:wne="http://schemas.microsoft.com/office/word/2006/wordml" xmlns:wps="http://schemas.microsoft.com/office/word/2010/wordprocessingShape" mc:Ignorable="w14 w15 w16se w16cid w16 w16cex w16sdtdh w16sdtfl w16du wp14">
   <w:tbl>
     <w:tblPr>
       <w:tblStyle w:val="Tablaconcuadrcula"/>
@@ -23604,7 +23557,7 @@
 </file>
 
 <file path=word/numbering.xml><?xml version="1.0" encoding="utf-8"?>
-<w:numbering xmlns:wpc="http://schemas.microsoft.com/office/word/2010/wordprocessingCanvas" xmlns:cx="http://schemas.microsoft.com/office/drawing/2014/chartex" xmlns:cx1="http://schemas.microsoft.com/office/drawing/2015/9/8/chartex" xmlns:cx2="http://schemas.microsoft.com/office/drawing/2015/10/21/chartex" xmlns:cx3="http://schemas.microsoft.com/office/drawing/2016/5/9/chartex" xmlns:cx4="http://schemas.microsoft.com/office/drawing/2016/5/10/chartex" xmlns:cx5="http://schemas.microsoft.com/office/drawing/2016/5/11/chartex" xmlns:cx6="http://schemas.microsoft.com/office/drawing/2016/5/12/chartex" xmlns:cx7="http://schemas.microsoft.com/office/drawing/2016/5/13/chartex" xmlns:cx8="http://schemas.microsoft.com/office/drawing/2016/5/14/chartex" xmlns:mc="http://schemas.openxmlformats.org/markup-compatibility/2006" xmlns:aink="http://schemas.microsoft.com/office/drawing/2016/ink" xmlns:am3d="http://schemas.microsoft.com/office/drawing/2017/model3d" xmlns:o="urn:schemas-microsoft-com:office:office" xmlns:oel="http://schemas.microsoft.com/office/2019/extlst" xmlns:r="http://schemas.openxmlformats.org/officeDocument/2006/relationships" xmlns:m="http://schemas.openxmlformats.org/officeDocument/2006/math" xmlns:v="urn:schemas-microsoft-com:vml" xmlns:wp14="http://schemas.microsoft.com/office/word/2010/wordprocessingDrawing" xmlns:wp="http://schemas.openxmlformats.org/drawingml/2006/wordprocessingDrawing" xmlns:w10="urn:schemas-microsoft-com:office:word" xmlns:w="http://schemas.openxmlformats.org/wordprocessingml/2006/main" xmlns:w14="http://schemas.microsoft.com/office/word/2010/wordml" xmlns:w15="http://schemas.microsoft.com/office/word/2012/wordml" xmlns:w16cex="http://schemas.microsoft.com/office/word/2018/wordml/cex" xmlns:w16cid="http://schemas.microsoft.com/office/word/2016/wordml/cid" xmlns:w16="http://schemas.microsoft.com/office/word/2018/wordml" xmlns:w16du="http://schemas.microsoft.com/office/word/2023/wordml/word16du" xmlns:w16sdtdh="http://schemas.microsoft.com/office/word/2020/wordml/sdtdatahash" xmlns:w16se="http://schemas.microsoft.com/office/word/2015/wordml/symex" xmlns:wpg="http://schemas.microsoft.com/office/word/2010/wordprocessingGroup" xmlns:wpi="http://schemas.microsoft.com/office/word/2010/wordprocessingInk" xmlns:wne="http://schemas.microsoft.com/office/word/2006/wordml" xmlns:wps="http://schemas.microsoft.com/office/word/2010/wordprocessingShape" mc:Ignorable="w14 w15 w16se w16cid w16 w16cex w16sdtdh w16du wp14">
+<w:numbering xmlns:wpc="http://schemas.microsoft.com/office/word/2010/wordprocessingCanvas" xmlns:cx="http://schemas.microsoft.com/office/drawing/2014/chartex" xmlns:cx1="http://schemas.microsoft.com/office/drawing/2015/9/8/chartex" xmlns:cx2="http://schemas.microsoft.com/office/drawing/2015/10/21/chartex" xmlns:cx3="http://schemas.microsoft.com/office/drawing/2016/5/9/chartex" xmlns:cx4="http://schemas.microsoft.com/office/drawing/2016/5/10/chartex" xmlns:cx5="http://schemas.microsoft.com/office/drawing/2016/5/11/chartex" xmlns:cx6="http://schemas.microsoft.com/office/drawing/2016/5/12/chartex" xmlns:cx7="http://schemas.microsoft.com/office/drawing/2016/5/13/chartex" xmlns:cx8="http://schemas.microsoft.com/office/drawing/2016/5/14/chartex" xmlns:mc="http://schemas.openxmlformats.org/markup-compatibility/2006" xmlns:aink="http://schemas.microsoft.com/office/drawing/2016/ink" xmlns:am3d="http://schemas.microsoft.com/office/drawing/2017/model3d" xmlns:o="urn:schemas-microsoft-com:office:office" xmlns:oel="http://schemas.microsoft.com/office/2019/extlst" xmlns:r="http://schemas.openxmlformats.org/officeDocument/2006/relationships" xmlns:m="http://schemas.openxmlformats.org/officeDocument/2006/math" xmlns:v="urn:schemas-microsoft-com:vml" xmlns:wp14="http://schemas.microsoft.com/office/word/2010/wordprocessingDrawing" xmlns:wp="http://schemas.openxmlformats.org/drawingml/2006/wordprocessingDrawing" xmlns:w10="urn:schemas-microsoft-com:office:word" xmlns:w="http://schemas.openxmlformats.org/wordprocessingml/2006/main" xmlns:w14="http://schemas.microsoft.com/office/word/2010/wordml" xmlns:w15="http://schemas.microsoft.com/office/word/2012/wordml" xmlns:w16cex="http://schemas.microsoft.com/office/word/2018/wordml/cex" xmlns:w16cid="http://schemas.microsoft.com/office/word/2016/wordml/cid" xmlns:w16="http://schemas.microsoft.com/office/word/2018/wordml" xmlns:w16du="http://schemas.microsoft.com/office/word/2023/wordml/word16du" xmlns:w16sdtdh="http://schemas.microsoft.com/office/word/2020/wordml/sdtdatahash" xmlns:w16sdtfl="http://schemas.microsoft.com/office/word/2024/wordml/sdtformatlock" xmlns:w16se="http://schemas.microsoft.com/office/word/2015/wordml/symex" xmlns:wpg="http://schemas.microsoft.com/office/word/2010/wordprocessingGroup" xmlns:wpi="http://schemas.microsoft.com/office/word/2010/wordprocessingInk" xmlns:wne="http://schemas.microsoft.com/office/word/2006/wordml" xmlns:wps="http://schemas.microsoft.com/office/word/2010/wordprocessingShape" mc:Ignorable="w14 w15 w16se w16cid w16 w16cex w16sdtdh w16sdtfl w16du wp14">
   <w:abstractNum w:abstractNumId="0" w15:restartNumberingAfterBreak="0">
     <w:nsid w:val="0163666C"/>
     <w:multiLevelType w:val="hybridMultilevel"/>
@@ -27770,7 +27723,7 @@
 </file>
 
 <file path=word/styles.xml><?xml version="1.0" encoding="utf-8"?>
-<w:styles xmlns:mc="http://schemas.openxmlformats.org/markup-compatibility/2006" xmlns:r="http://schemas.openxmlformats.org/officeDocument/2006/relationships" xmlns:w="http://schemas.openxmlformats.org/wordprocessingml/2006/main" xmlns:w14="http://schemas.microsoft.com/office/word/2010/wordml" xmlns:w15="http://schemas.microsoft.com/office/word/2012/wordml" xmlns:w16cex="http://schemas.microsoft.com/office/word/2018/wordml/cex" xmlns:w16cid="http://schemas.microsoft.com/office/word/2016/wordml/cid" xmlns:w16="http://schemas.microsoft.com/office/word/2018/wordml" xmlns:w16du="http://schemas.microsoft.com/office/word/2023/wordml/word16du" xmlns:w16sdtdh="http://schemas.microsoft.com/office/word/2020/wordml/sdtdatahash" xmlns:w16se="http://schemas.microsoft.com/office/word/2015/wordml/symex" mc:Ignorable="w14 w15 w16se w16cid w16 w16cex w16sdtdh w16du">
+<w:styles xmlns:mc="http://schemas.openxmlformats.org/markup-compatibility/2006" xmlns:r="http://schemas.openxmlformats.org/officeDocument/2006/relationships" xmlns:w="http://schemas.openxmlformats.org/wordprocessingml/2006/main" xmlns:w14="http://schemas.microsoft.com/office/word/2010/wordml" xmlns:w15="http://schemas.microsoft.com/office/word/2012/wordml" xmlns:w16cex="http://schemas.microsoft.com/office/word/2018/wordml/cex" xmlns:w16cid="http://schemas.microsoft.com/office/word/2016/wordml/cid" xmlns:w16="http://schemas.microsoft.com/office/word/2018/wordml" xmlns:w16du="http://schemas.microsoft.com/office/word/2023/wordml/word16du" xmlns:w16sdtdh="http://schemas.microsoft.com/office/word/2020/wordml/sdtdatahash" xmlns:w16sdtfl="http://schemas.microsoft.com/office/word/2024/wordml/sdtformatlock" xmlns:w16se="http://schemas.microsoft.com/office/word/2015/wordml/symex" mc:Ignorable="w14 w15 w16se w16cid w16 w16cex w16sdtdh w16sdtfl w16du">
   <w:docDefaults>
     <w:rPrDefault>
       <w:rPr>
@@ -28884,7 +28837,7 @@
       <w14:ligatures w14:val="none"/>
     </w:rPr>
   </w:style>
-  <w:style w:type="character" w:styleId="Textoennegrita">
+  <w:style w:type="character" w:styleId="Fuerte">
     <w:name w:val="Strong"/>
     <w:basedOn w:val="Fuentedeprrafopredeter"/>
     <w:uiPriority w:val="22"/>
